--- a/tillsyn/A 22901-2026 tillsynsbegäran.docx
+++ b/tillsyn/A 22901-2026 tillsynsbegäran.docx
@@ -275,7 +275,7 @@
     <w:r>
       <w:tab/>
       <w:tab/>
-      <w:t>2026-05-20</w:t>
+      <w:t>2026-05-21</w:t>
       <w:br/>
       <w:br/>
     </w:r>

--- a/tillsyn/A 22901-2026 tillsynsbegäran.docx
+++ b/tillsyn/A 22901-2026 tillsynsbegäran.docx
@@ -275,7 +275,7 @@
     <w:r>
       <w:tab/>
       <w:tab/>
-      <w:t>2026-05-21</w:t>
+      <w:t>2026-05-22</w:t>
       <w:br/>
       <w:br/>
     </w:r>

--- a/tillsyn/A 22901-2026 tillsynsbegäran.docx
+++ b/tillsyn/A 22901-2026 tillsynsbegäran.docx
@@ -275,7 +275,7 @@
     <w:r>
       <w:tab/>
       <w:tab/>
-      <w:t>2026-05-22</w:t>
+      <w:t>2026-05-23</w:t>
       <w:br/>
       <w:br/>
     </w:r>

--- a/tillsyn/A 22901-2026 tillsynsbegäran.docx
+++ b/tillsyn/A 22901-2026 tillsynsbegäran.docx
@@ -275,7 +275,7 @@
     <w:r>
       <w:tab/>
       <w:tab/>
-      <w:t>2026-05-23</w:t>
+      <w:t>2026-05-24</w:t>
       <w:br/>
       <w:br/>
     </w:r>

--- a/tillsyn/A 22901-2026 tillsynsbegäran.docx
+++ b/tillsyn/A 22901-2026 tillsynsbegäran.docx
@@ -275,7 +275,7 @@
     <w:r>
       <w:tab/>
       <w:tab/>
-      <w:t>2026-05-24</w:t>
+      <w:t>2026-05-25</w:t>
       <w:br/>
       <w:br/>
     </w:r>

--- a/tillsyn/A 22901-2026 tillsynsbegäran.docx
+++ b/tillsyn/A 22901-2026 tillsynsbegäran.docx
@@ -275,7 +275,7 @@
     <w:r>
       <w:tab/>
       <w:tab/>
-      <w:t>2026-05-25</w:t>
+      <w:t>2026-05-26</w:t>
       <w:br/>
       <w:br/>
     </w:r>

--- a/tillsyn/A 22901-2026 tillsynsbegäran.docx
+++ b/tillsyn/A 22901-2026 tillsynsbegäran.docx
@@ -275,7 +275,7 @@
     <w:r>
       <w:tab/>
       <w:tab/>
-      <w:t>2026-05-26</w:t>
+      <w:t>2026-05-27</w:t>
       <w:br/>
       <w:br/>
     </w:r>

--- a/tillsyn/A 22901-2026 tillsynsbegäran.docx
+++ b/tillsyn/A 22901-2026 tillsynsbegäran.docx
@@ -275,7 +275,7 @@
     <w:r>
       <w:tab/>
       <w:tab/>
-      <w:t>2026-05-27</w:t>
+      <w:t>2026-05-28</w:t>
       <w:br/>
       <w:br/>
     </w:r>

--- a/tillsyn/A 22901-2026 tillsynsbegäran.docx
+++ b/tillsyn/A 22901-2026 tillsynsbegäran.docx
@@ -275,7 +275,7 @@
     <w:r>
       <w:tab/>
       <w:tab/>
-      <w:t>2026-05-28</w:t>
+      <w:t>2026-05-29</w:t>
       <w:br/>
       <w:br/>
     </w:r>

--- a/tillsyn/A 22901-2026 tillsynsbegäran.docx
+++ b/tillsyn/A 22901-2026 tillsynsbegäran.docx
@@ -275,7 +275,7 @@
     <w:r>
       <w:tab/>
       <w:tab/>
-      <w:t>2026-05-29</w:t>
+      <w:t>2026-05-30</w:t>
       <w:br/>
       <w:br/>
     </w:r>

--- a/tillsyn/A 22901-2026 tillsynsbegäran.docx
+++ b/tillsyn/A 22901-2026 tillsynsbegäran.docx
@@ -275,7 +275,7 @@
     <w:r>
       <w:tab/>
       <w:tab/>
-      <w:t>2026-05-30</w:t>
+      <w:t>2026-05-31</w:t>
       <w:br/>
       <w:br/>
     </w:r>

--- a/tillsyn/A 22901-2026 tillsynsbegäran.docx
+++ b/tillsyn/A 22901-2026 tillsynsbegäran.docx
@@ -275,7 +275,7 @@
     <w:r>
       <w:tab/>
       <w:tab/>
-      <w:t>2026-05-31</w:t>
+      <w:t>2026-06-01</w:t>
       <w:br/>
       <w:br/>
     </w:r>

--- a/tillsyn/A 22901-2026 tillsynsbegäran.docx
+++ b/tillsyn/A 22901-2026 tillsynsbegäran.docx
@@ -275,7 +275,7 @@
     <w:r>
       <w:tab/>
       <w:tab/>
-      <w:t>2026-06-01</w:t>
+      <w:t>2026-06-02</w:t>
       <w:br/>
       <w:br/>
     </w:r>

--- a/tillsyn/A 22901-2026 tillsynsbegäran.docx
+++ b/tillsyn/A 22901-2026 tillsynsbegäran.docx
@@ -275,7 +275,7 @@
     <w:r>
       <w:tab/>
       <w:tab/>
-      <w:t>2026-06-02</w:t>
+      <w:t>2026-06-03</w:t>
       <w:br/>
       <w:br/>
     </w:r>

--- a/tillsyn/A 22901-2026 tillsynsbegäran.docx
+++ b/tillsyn/A 22901-2026 tillsynsbegäran.docx
@@ -275,7 +275,7 @@
     <w:r>
       <w:tab/>
       <w:tab/>
-      <w:t>2026-06-03</w:t>
+      <w:t>2026-06-04</w:t>
       <w:br/>
       <w:br/>
     </w:r>

--- a/tillsyn/A 22901-2026 tillsynsbegäran.docx
+++ b/tillsyn/A 22901-2026 tillsynsbegäran.docx
@@ -275,7 +275,7 @@
     <w:r>
       <w:tab/>
       <w:tab/>
-      <w:t>2026-06-04</w:t>
+      <w:t>2026-06-05</w:t>
       <w:br/>
       <w:br/>
     </w:r>

--- a/tillsyn/A 22901-2026 tillsynsbegäran.docx
+++ b/tillsyn/A 22901-2026 tillsynsbegäran.docx
@@ -275,7 +275,7 @@
     <w:r>
       <w:tab/>
       <w:tab/>
-      <w:t>2026-06-05</w:t>
+      <w:t>2026-06-06</w:t>
       <w:br/>
       <w:br/>
     </w:r>

--- a/tillsyn/A 22901-2026 tillsynsbegäran.docx
+++ b/tillsyn/A 22901-2026 tillsynsbegäran.docx
@@ -275,7 +275,7 @@
     <w:r>
       <w:tab/>
       <w:tab/>
-      <w:t>2026-06-06</w:t>
+      <w:t>2026-06-07</w:t>
       <w:br/>
       <w:br/>
     </w:r>

--- a/tillsyn/A 22901-2026 tillsynsbegäran.docx
+++ b/tillsyn/A 22901-2026 tillsynsbegäran.docx
@@ -275,7 +275,7 @@
     <w:r>
       <w:tab/>
       <w:tab/>
-      <w:t>2026-06-07</w:t>
+      <w:t>2026-06-08</w:t>
       <w:br/>
       <w:br/>
     </w:r>

--- a/tillsyn/A 22901-2026 tillsynsbegäran.docx
+++ b/tillsyn/A 22901-2026 tillsynsbegäran.docx
@@ -275,7 +275,7 @@
     <w:r>
       <w:tab/>
       <w:tab/>
-      <w:t>2026-06-08</w:t>
+      <w:t>2026-06-09</w:t>
       <w:br/>
       <w:br/>
     </w:r>

--- a/tillsyn/A 22901-2026 tillsynsbegäran.docx
+++ b/tillsyn/A 22901-2026 tillsynsbegäran.docx
@@ -275,7 +275,7 @@
     <w:r>
       <w:tab/>
       <w:tab/>
-      <w:t>2026-06-09</w:t>
+      <w:t>2026-06-10</w:t>
       <w:br/>
       <w:br/>
     </w:r>

--- a/tillsyn/A 22901-2026 tillsynsbegäran.docx
+++ b/tillsyn/A 22901-2026 tillsynsbegäran.docx
@@ -275,7 +275,7 @@
     <w:r>
       <w:tab/>
       <w:tab/>
-      <w:t>2026-06-10</w:t>
+      <w:t>2026-06-11</w:t>
       <w:br/>
       <w:br/>
     </w:r>

--- a/tillsyn/A 22901-2026 tillsynsbegäran.docx
+++ b/tillsyn/A 22901-2026 tillsynsbegäran.docx
@@ -275,7 +275,7 @@
     <w:r>
       <w:tab/>
       <w:tab/>
-      <w:t>2026-06-11</w:t>
+      <w:t>2026-06-12</w:t>
       <w:br/>
       <w:br/>
     </w:r>

--- a/tillsyn/A 22901-2026 tillsynsbegäran.docx
+++ b/tillsyn/A 22901-2026 tillsynsbegäran.docx
@@ -275,7 +275,7 @@
     <w:r>
       <w:tab/>
       <w:tab/>
-      <w:t>2026-06-12</w:t>
+      <w:t>2026-06-13</w:t>
       <w:br/>
       <w:br/>
     </w:r>

--- a/tillsyn/A 22901-2026 tillsynsbegäran.docx
+++ b/tillsyn/A 22901-2026 tillsynsbegäran.docx
@@ -275,7 +275,7 @@
     <w:r>
       <w:tab/>
       <w:tab/>
-      <w:t>2026-06-13</w:t>
+      <w:t>2026-06-14</w:t>
       <w:br/>
       <w:br/>
     </w:r>

--- a/tillsyn/A 22901-2026 tillsynsbegäran.docx
+++ b/tillsyn/A 22901-2026 tillsynsbegäran.docx
@@ -275,7 +275,7 @@
     <w:r>
       <w:tab/>
       <w:tab/>
-      <w:t>2026-06-15</w:t>
+      <w:t>2026-06-16</w:t>
       <w:br/>
       <w:br/>
     </w:r>

--- a/tillsyn/A 22901-2026 tillsynsbegäran.docx
+++ b/tillsyn/A 22901-2026 tillsynsbegäran.docx
@@ -275,7 +275,7 @@
     <w:r>
       <w:tab/>
       <w:tab/>
-      <w:t>2026-06-16</w:t>
+      <w:t>2026-06-17</w:t>
       <w:br/>
       <w:br/>
     </w:r>

--- a/tillsyn/A 22901-2026 tillsynsbegäran.docx
+++ b/tillsyn/A 22901-2026 tillsynsbegäran.docx
@@ -1,46 +1,21 @@
 
 <file path=word/document.xml><?xml version="1.0" encoding="utf-8"?>
-<w:document xmlns:wpc="http://schemas.microsoft.com/office/word/2010/wordprocessingCanvas" xmlns:cx="http://schemas.microsoft.com/office/drawing/2014/chartex" xmlns:cx1="http://schemas.microsoft.com/office/drawing/2015/9/8/chartex" xmlns:cx2="http://schemas.microsoft.com/office/drawing/2015/10/21/chartex" xmlns:cx3="http://schemas.microsoft.com/office/drawing/2016/5/9/chartex" xmlns:cx4="http://schemas.microsoft.com/office/drawing/2016/5/10/chartex" xmlns:cx5="http://schemas.microsoft.com/office/drawing/2016/5/11/chartex" xmlns:cx6="http://schemas.microsoft.com/office/drawing/2016/5/12/chartex" xmlns:cx7="http://schemas.microsoft.com/office/drawing/2016/5/13/chartex" xmlns:cx8="http://schemas.microsoft.com/office/drawing/2016/5/14/chartex" xmlns:mc="http://schemas.openxmlformats.org/markup-compatibility/2006" xmlns:aink="http://schemas.microsoft.com/office/drawing/2016/ink" xmlns:am3d="http://schemas.microsoft.com/office/drawing/2017/model3d" xmlns:o="urn:schemas-microsoft-com:office:office" xmlns:oel="http://schemas.microsoft.com/office/2019/extlst" xmlns:r="http://schemas.openxmlformats.org/officeDocument/2006/relationships" xmlns:m="http://schemas.openxmlformats.org/officeDocument/2006/math" xmlns:v="urn:schemas-microsoft-com:vml" xmlns:wp14="http://schemas.microsoft.com/office/word/2010/wordprocessingDrawing" xmlns:wp="http://schemas.openxmlformats.org/drawingml/2006/wordprocessingDrawing" xmlns:w10="urn:schemas-microsoft-com:office:word" xmlns:w="http://schemas.openxmlformats.org/wordprocessingml/2006/main" xmlns:w14="http://schemas.microsoft.com/office/word/2010/wordml" xmlns:w15="http://schemas.microsoft.com/office/word/2012/wordml" xmlns:w16cex="http://schemas.microsoft.com/office/word/2018/wordml/cex" xmlns:w16cid="http://schemas.microsoft.com/office/word/2016/wordml/cid" xmlns:w16="http://schemas.microsoft.com/office/word/2018/wordml" xmlns:w16sdtdh="http://schemas.microsoft.com/office/word/2020/wordml/sdtdatahash" xmlns:w16se="http://schemas.microsoft.com/office/word/2015/wordml/symex" xmlns:wpg="http://schemas.microsoft.com/office/word/2010/wordprocessingGroup" xmlns:wpi="http://schemas.microsoft.com/office/word/2010/wordprocessingInk" xmlns:wne="http://schemas.microsoft.com/office/word/2006/wordml" xmlns:wps="http://schemas.microsoft.com/office/word/2010/wordprocessingShape" mc:Ignorable="w14 w15 w16se w16cid w16 w16cex w16sdtdh wp14">
+<w:document xmlns:wpc="http://schemas.microsoft.com/office/word/2010/wordprocessingCanvas" xmlns:cx="http://schemas.microsoft.com/office/drawing/2014/chartex" xmlns:cx1="http://schemas.microsoft.com/office/drawing/2015/9/8/chartex" xmlns:cx2="http://schemas.microsoft.com/office/drawing/2015/10/21/chartex" xmlns:cx3="http://schemas.microsoft.com/office/drawing/2016/5/9/chartex" xmlns:cx4="http://schemas.microsoft.com/office/drawing/2016/5/10/chartex" xmlns:cx5="http://schemas.microsoft.com/office/drawing/2016/5/11/chartex" xmlns:cx6="http://schemas.microsoft.com/office/drawing/2016/5/12/chartex" xmlns:cx7="http://schemas.microsoft.com/office/drawing/2016/5/13/chartex" xmlns:cx8="http://schemas.microsoft.com/office/drawing/2016/5/14/chartex" xmlns:mc="http://schemas.openxmlformats.org/markup-compatibility/2006" xmlns:aink="http://schemas.microsoft.com/office/drawing/2016/ink" xmlns:am3d="http://schemas.microsoft.com/office/drawing/2017/model3d" xmlns:o="urn:schemas-microsoft-com:office:office" xmlns:oel="http://schemas.microsoft.com/office/2019/extlst" xmlns:r="http://schemas.openxmlformats.org/officeDocument/2006/relationships" xmlns:m="http://schemas.openxmlformats.org/officeDocument/2006/math" xmlns:v="urn:schemas-microsoft-com:vml" xmlns:wp14="http://schemas.microsoft.com/office/word/2010/wordprocessingDrawing" xmlns:wp="http://schemas.openxmlformats.org/drawingml/2006/wordprocessingDrawing" xmlns:w10="urn:schemas-microsoft-com:office:word" xmlns:w="http://schemas.openxmlformats.org/wordprocessingml/2006/main" xmlns:w14="http://schemas.microsoft.com/office/word/2010/wordml" xmlns:w15="http://schemas.microsoft.com/office/word/2012/wordml" xmlns:w16cex="http://schemas.microsoft.com/office/word/2018/wordml/cex" xmlns:w16cid="http://schemas.microsoft.com/office/word/2016/wordml/cid" xmlns:w16="http://schemas.microsoft.com/office/word/2018/wordml" xmlns:w16du="http://schemas.microsoft.com/office/word/2023/wordml/word16du" xmlns:w16sdtdh="http://schemas.microsoft.com/office/word/2020/wordml/sdtdatahash" xmlns:w16sdtfl="http://schemas.microsoft.com/office/word/2024/wordml/sdtformatlock" xmlns:w16se="http://schemas.microsoft.com/office/word/2015/wordml/symex" xmlns:wpg="http://schemas.microsoft.com/office/word/2010/wordprocessingGroup" xmlns:wpi="http://schemas.microsoft.com/office/word/2010/wordprocessingInk" xmlns:wne="http://schemas.microsoft.com/office/word/2006/wordml" xmlns:wps="http://schemas.microsoft.com/office/word/2010/wordprocessingShape" mc:Ignorable="w14 w15 w16se w16cid w16 w16cex w16sdtdh w16sdtfl w16du wp14">
   <w:body>
     <w:p>
       <w:pPr>
         <w:pStyle w:val="Title"/>
       </w:pPr>
       <w:r>
-        <w:t>Tillsynsbegäran – information om höga naturvärden och fridlysta arter i avverkningsanmälan A 22901-2026 i Sundsvalls kommun</w:t>
+        <w:t>Tillsynsbegäran – information om höga naturvärden i avverkningsanmälan A 22901-2026 i Sundsvalls kommun</w:t>
       </w:r>
     </w:p>
     <w:p>
       <w:r>
-        <w:t>Detta dokument behandlar höga naturvärden i avverkningsanmälan A 22901-2026 i Sundsvalls kommun. Denna avverkningsanmälan inkom 2026-05-16 00:00:00 och omfattar 2,4 ha.</w:t>
+        <w:t>Detta dokument behandlar höga naturvärden i avverkningsanmälan A 22901-2026 i Sundsvalls kommun som inkom 2026-05-16 och omfattar 2,4 ha.</w:t>
       </w:r>
-    </w:p>
-    <w:p>
       <w:r>
-        <w:t>Vi begär härmed att Skogsstyrelsen fattar beslut enligt miljöbalken som säkerställer att skogens höga naturvärden bevaras samt säkerställer att EU-lagstiftning efterlevs och att artskyddsbrott förhindras. Vi önskar även ta del av de ställningstaganden och beslut som myndigheterna meddelar till följd av aktuell avverkningsanmälan och föreningens inlaga (se 34 § förvaltningslagen).</w:t>
-      </w:r>
-    </w:p>
-    <w:p>
-      <w:r>
-        <w:t>Nedan beskrivs fynd av naturvårdsarter och fridlysta arter som gjorts i det avverkningsanmälda området.</w:t>
-      </w:r>
-    </w:p>
-    <w:p>
-      <w:pPr>
-        <w:pStyle w:val="Heading1"/>
-      </w:pPr>
-      <w:r>
-        <w:t>Naturvårdsarter</w:t>
-      </w:r>
-    </w:p>
-    <w:p>
-      <w:r>
-        <w:t>I avverkningsanmälan har följande 4 naturvårdsarter hittats: mikroskapania (EN, §8), svämskapania (EN), timmerskapania (EN) och liten hornflikmossa (VU). Av dessa är 4 rödlistade. För rödlistade arter har rödlistekategorin angivits inom parentes. För fridlysta arter anges även paragrafen i Artskyddsförordningen som arten är fridlyst enligt.</w:t>
-      </w:r>
-    </w:p>
-    <w:p>
-      <w:r>
-        <w:t>De påträffade naturvårdsarterna är ett tydligt kvitto på att detta rör sig om en skog med höga naturvärden. I Figur 1 visas en karta över det avverkningsanmälda området, där samtliga fyndplatser för naturvårdsarter som finns registrerade på Artportalen har markerats.</w:t>
+        <w:t xml:space="preserve"> I Figur 1 visas fyndplatser för naturvårdsarter i området, som finns registrerade på Artportalen.</w:t>
       </w:r>
     </w:p>
     <w:p>
@@ -50,7 +25,7 @@
       <w:r>
         <w:drawing>
           <wp:inline xmlns:a="http://schemas.openxmlformats.org/drawingml/2006/main" xmlns:pic="http://schemas.openxmlformats.org/drawingml/2006/picture">
-            <wp:extent cx="5486400" cy="3821142"/>
+            <wp:extent cx="5486400" cy="4786931"/>
             <wp:docPr id="1" name="Picture 1"/>
             <wp:cNvGraphicFramePr>
               <a:graphicFrameLocks noChangeAspect="1"/>
@@ -71,7 +46,7 @@
                   <pic:spPr>
                     <a:xfrm>
                       <a:off x="0" y="0"/>
-                      <a:ext cx="5486400" cy="3821142"/>
+                      <a:ext cx="5486400" cy="4786931"/>
                     </a:xfrm>
                     <a:prstGeom prst="rect"/>
                   </pic:spPr>
@@ -85,9 +60,43 @@
     <w:p>
       <w:pPr>
         <w:pStyle w:val="Caption"/>
+        <w:spacing w:after="240"/>
       </w:pPr>
       <w:r>
-        <w:t>Figur 1. Fyndplatser för naturvårdsarter i det avverkningsanmälda området (röd linje). Markörer utan svart kant är placerade på fyndplatsen. Markörer med svart kant är placerade vid sidan av fyndplatsen och har ett svart streck som visar fyndplatsens exakta position. Kartans mittpunktskoordinat är N 6940254, E 608123 i SWEREF 99 TM.</w:t>
+        <w:t>Figur 1. Fyndplatser för naturvårdsarter i avverkningsanmälan (röd linje). Inom parentes anges rödlistekategorier, S för signalarter, Tför typiska arter och fridlysningsparagrafer i artskyddsförordningen.Markörer utan svart kant är placerade på fyndplatsen. Markörer med svart kant är placerade vid sidan av fyndplatsen och har ett svart streck som visar fyndplatsens exakta position. Kartans mittpunktskoordinat är N 6940254, E 608123 i SWEREF 99 TM.</w:t>
+      </w:r>
+    </w:p>
+    <w:p>
+      <w:r>
+        <w:t>Vi begär härmed att Skogsstyrelsen fattar beslut enligt miljöbalken som säkerställer att skogens höga naturvärden bevaras samt att EU-lagstiftning efterlevs och att artskyddsbrott förhindras.</w:t>
+      </w:r>
+    </w:p>
+    <w:p>
+      <w:r>
+        <w:t>Vi önskar även ta del av de ställningstaganden och beslut som myndigheten meddelar till följd av aktuell avverkningsanmälan och föreningens inlaga (se 34 § förvaltningslagen).</w:t>
+      </w:r>
+    </w:p>
+    <w:p>
+      <w:r>
+        <w:t>Nedan beskrivs fynd av naturvårdsarter som gjorts i det avverkningsanmälda området.</w:t>
+      </w:r>
+    </w:p>
+    <w:p>
+      <w:pPr>
+        <w:pStyle w:val="Heading1"/>
+      </w:pPr>
+      <w:r>
+        <w:t>Naturvårdsarter</w:t>
+      </w:r>
+    </w:p>
+    <w:p>
+      <w:r>
+        <w:t>I avverkningsanmälan har följande 1 naturvårdsarter hittats: liten hornflikmossa (VU). Av dessa är 1 rödlistade. För rödlistade arter har rödlistekategorin angivits inom parentes.</w:t>
+      </w:r>
+    </w:p>
+    <w:p>
+      <w:r>
+        <w:t>De påträffade naturvårdsarterna är ett tydligt kvitto på att det rör sig om en skog med höga naturvärden.</w:t>
       </w:r>
     </w:p>
     <w:p>
@@ -99,52 +108,6 @@
       </w:r>
       <w:r>
         <w:t xml:space="preserve"> växer på grova murkna lågor i sluten och urskogsartad granskog med hög och jämn luftfuktighet. Arten är placerad högst upp i Skogsstyrelsens värdepyramid för bedömning av skog med höga naturvärden och samtliga kända lokaler med liten hornflikmossa bör ges ett ändamålsenligt skydd (SLU Artdatabanken, 2024; Nitare &amp; Skogsstyrelsen, 2019).</w:t>
-      </w:r>
-    </w:p>
-    <w:p>
-      <w:r>
-        <w:rPr>
-          <w:b/>
-        </w:rPr>
-        <w:t>Svämskapania (EN)</w:t>
-      </w:r>
-      <w:r>
-        <w:t xml:space="preserve"> växer i skuggiga skogsmiljöer på död ved av lågor som tidvis översvämmas. Arten är rödlistad som starkt hotad (EN) i den europeiska rödlistan och omfattas av ett åtgärdsprogram för hotade arter (ÅGP). Alla skogsskötselåtgärder på eller i närheten av lokalerna utgör ett hot och alla nu kända och eventuella nyupptäckta förekomster bör skyddas så att inga skogsbruksåtgärder tillåts i närheten av där arten förekommer. Även alla åtgärder som kan förändra hydrologin i området bör förhindras (IUCN, 2024; SLU Artdatabanken, 2024; Naturvårdsverket 2015).</w:t>
-      </w:r>
-    </w:p>
-    <w:p>
-      <w:r>
-        <w:rPr>
-          <w:b/>
-        </w:rPr>
-        <w:t>Timmerskapania (VU)</w:t>
-      </w:r>
-      <w:r>
-        <w:t xml:space="preserve"> växer på hård ved som tidvis blöts ned och hittas ofta på omkullfallna trädstammar intill vattendrag och skogstjärnar, i skuggigt läge. Alla skogsskötselåtgärder på eller i närheten av lokalerna utgör ett hot och samtliga aktuella fyndlokaler måste ges ett ändamålsenligt skydd vilket måste inkludera en god tillgång på död ved liksom expositionsskydd samt att livsmiljöerna inte tillåts torka upp under någon längre period. Timmerskapania omfattas av ett åtgärdsprogram för hotade arter (ÅGP) och är rödlistad som nära hotad (NT) i den europeiska rödlistan vilket innebär att Sverige har ett internationellt ansvar för arten (SLU Artdatabanken, 2026; IUCN, 2017; Naturvårdsverket 2015).</w:t>
-      </w:r>
-    </w:p>
-    <w:p>
-      <w:pPr>
-        <w:pStyle w:val="Heading1"/>
-      </w:pPr>
-      <w:r>
-        <w:t>Fridlysta arter</w:t>
-      </w:r>
-    </w:p>
-    <w:p>
-      <w:r>
-        <w:t>Följande fridlysta arter har sina livsmiljöer och växtplatser i den avverkningsanmälda skogen: mikroskapania (EN, §8).</w:t>
-      </w:r>
-    </w:p>
-    <w:p>
-      <w:r>
-        <w:rPr>
-          <w:b/>
-        </w:rPr>
-        <w:t>Mikroskapania (EN, §8)</w:t>
-      </w:r>
-      <w:r>
-        <w:t xml:space="preserve"> omfattas av EU:s art- och habitatdirektiv där dess bevarandestatus är dålig med negativ trend. Arten är rödlistad som starkt hotad (EN) i den europeiska rödlistan, fridlyst enligt 8 § artskyddsförordningen och omfattas av ett åtgärdsprogram för hotade arter (ÅGP). Mikroskapania växer på död ved som regelbundet översvämmas av vatten, men oftast bara under en kort period av året. Den kan påträffas vid strömmande eller forsande sträckor av mindre till medelstora skogsbäckar samt vid lokar och glupar omgivna av skog, dvs. periodvis vattenfyllda svackor i skogen, främst där det finns rikligt med död ved. Alla skogsskötselåtgärder på eller i omedelbar närhet av växtplatserna utgör hot mot artens fortlevnad (IUCN, 2024; SLU Artdatabanken, 2024; Naturvårdsverket 2015).</w:t>
       </w:r>
     </w:p>
     <w:sectPr>
@@ -165,7 +128,7 @@
 </file>
 
 <file path=word/endnotes.xml><?xml version="1.0" encoding="utf-8"?>
-<w:endnotes xmlns:wpc="http://schemas.microsoft.com/office/word/2010/wordprocessingCanvas" xmlns:cx="http://schemas.microsoft.com/office/drawing/2014/chartex" xmlns:cx1="http://schemas.microsoft.com/office/drawing/2015/9/8/chartex" xmlns:cx2="http://schemas.microsoft.com/office/drawing/2015/10/21/chartex" xmlns:cx3="http://schemas.microsoft.com/office/drawing/2016/5/9/chartex" xmlns:cx4="http://schemas.microsoft.com/office/drawing/2016/5/10/chartex" xmlns:cx5="http://schemas.microsoft.com/office/drawing/2016/5/11/chartex" xmlns:cx6="http://schemas.microsoft.com/office/drawing/2016/5/12/chartex" xmlns:cx7="http://schemas.microsoft.com/office/drawing/2016/5/13/chartex" xmlns:cx8="http://schemas.microsoft.com/office/drawing/2016/5/14/chartex" xmlns:mc="http://schemas.openxmlformats.org/markup-compatibility/2006" xmlns:aink="http://schemas.microsoft.com/office/drawing/2016/ink" xmlns:am3d="http://schemas.microsoft.com/office/drawing/2017/model3d" xmlns:o="urn:schemas-microsoft-com:office:office" xmlns:oel="http://schemas.microsoft.com/office/2019/extlst" xmlns:r="http://schemas.openxmlformats.org/officeDocument/2006/relationships" xmlns:m="http://schemas.openxmlformats.org/officeDocument/2006/math" xmlns:v="urn:schemas-microsoft-com:vml" xmlns:wp14="http://schemas.microsoft.com/office/word/2010/wordprocessingDrawing" xmlns:wp="http://schemas.openxmlformats.org/drawingml/2006/wordprocessingDrawing" xmlns:w10="urn:schemas-microsoft-com:office:word" xmlns:w="http://schemas.openxmlformats.org/wordprocessingml/2006/main" xmlns:w14="http://schemas.microsoft.com/office/word/2010/wordml" xmlns:w15="http://schemas.microsoft.com/office/word/2012/wordml" xmlns:w16cex="http://schemas.microsoft.com/office/word/2018/wordml/cex" xmlns:w16cid="http://schemas.microsoft.com/office/word/2016/wordml/cid" xmlns:w16="http://schemas.microsoft.com/office/word/2018/wordml" xmlns:w16sdtdh="http://schemas.microsoft.com/office/word/2020/wordml/sdtdatahash" xmlns:w16se="http://schemas.microsoft.com/office/word/2015/wordml/symex" xmlns:wpg="http://schemas.microsoft.com/office/word/2010/wordprocessingGroup" xmlns:wpi="http://schemas.microsoft.com/office/word/2010/wordprocessingInk" xmlns:wne="http://schemas.microsoft.com/office/word/2006/wordml" xmlns:wps="http://schemas.microsoft.com/office/word/2010/wordprocessingShape" mc:Ignorable="w14 w15 w16se w16cid w16 w16cex w16sdtdh wp14">
+<w:endnotes xmlns:wpc="http://schemas.microsoft.com/office/word/2010/wordprocessingCanvas" xmlns:cx="http://schemas.microsoft.com/office/drawing/2014/chartex" xmlns:cx1="http://schemas.microsoft.com/office/drawing/2015/9/8/chartex" xmlns:cx2="http://schemas.microsoft.com/office/drawing/2015/10/21/chartex" xmlns:cx3="http://schemas.microsoft.com/office/drawing/2016/5/9/chartex" xmlns:cx4="http://schemas.microsoft.com/office/drawing/2016/5/10/chartex" xmlns:cx5="http://schemas.microsoft.com/office/drawing/2016/5/11/chartex" xmlns:cx6="http://schemas.microsoft.com/office/drawing/2016/5/12/chartex" xmlns:cx7="http://schemas.microsoft.com/office/drawing/2016/5/13/chartex" xmlns:cx8="http://schemas.microsoft.com/office/drawing/2016/5/14/chartex" xmlns:mc="http://schemas.openxmlformats.org/markup-compatibility/2006" xmlns:aink="http://schemas.microsoft.com/office/drawing/2016/ink" xmlns:am3d="http://schemas.microsoft.com/office/drawing/2017/model3d" xmlns:o="urn:schemas-microsoft-com:office:office" xmlns:oel="http://schemas.microsoft.com/office/2019/extlst" xmlns:r="http://schemas.openxmlformats.org/officeDocument/2006/relationships" xmlns:m="http://schemas.openxmlformats.org/officeDocument/2006/math" xmlns:v="urn:schemas-microsoft-com:vml" xmlns:wp14="http://schemas.microsoft.com/office/word/2010/wordprocessingDrawing" xmlns:wp="http://schemas.openxmlformats.org/drawingml/2006/wordprocessingDrawing" xmlns:w10="urn:schemas-microsoft-com:office:word" xmlns:w="http://schemas.openxmlformats.org/wordprocessingml/2006/main" xmlns:w14="http://schemas.microsoft.com/office/word/2010/wordml" xmlns:w15="http://schemas.microsoft.com/office/word/2012/wordml" xmlns:w16cex="http://schemas.microsoft.com/office/word/2018/wordml/cex" xmlns:w16cid="http://schemas.microsoft.com/office/word/2016/wordml/cid" xmlns:w16="http://schemas.microsoft.com/office/word/2018/wordml" xmlns:w16du="http://schemas.microsoft.com/office/word/2023/wordml/word16du" xmlns:w16sdtdh="http://schemas.microsoft.com/office/word/2020/wordml/sdtdatahash" xmlns:w16sdtfl="http://schemas.microsoft.com/office/word/2024/wordml/sdtformatlock" xmlns:w16se="http://schemas.microsoft.com/office/word/2015/wordml/symex" xmlns:wpg="http://schemas.microsoft.com/office/word/2010/wordprocessingGroup" xmlns:wpi="http://schemas.microsoft.com/office/word/2010/wordprocessingInk" xmlns:wne="http://schemas.microsoft.com/office/word/2006/wordml" xmlns:wps="http://schemas.microsoft.com/office/word/2010/wordprocessingShape" mc:Ignorable="w14 w15 w16se w16cid w16 w16cex w16sdtdh w16sdtfl w16du wp14">
   <w:endnote w:type="separator" w:id="-1">
     <w:p>
       <w:pPr>
@@ -190,7 +153,7 @@
 </file>
 
 <file path=word/footer1.xml><?xml version="1.0" encoding="utf-8"?>
-<w:ftr xmlns:wpc="http://schemas.microsoft.com/office/word/2010/wordprocessingCanvas" xmlns:cx="http://schemas.microsoft.com/office/drawing/2014/chartex" xmlns:cx1="http://schemas.microsoft.com/office/drawing/2015/9/8/chartex" xmlns:cx2="http://schemas.microsoft.com/office/drawing/2015/10/21/chartex" xmlns:cx3="http://schemas.microsoft.com/office/drawing/2016/5/9/chartex" xmlns:cx4="http://schemas.microsoft.com/office/drawing/2016/5/10/chartex" xmlns:cx5="http://schemas.microsoft.com/office/drawing/2016/5/11/chartex" xmlns:cx6="http://schemas.microsoft.com/office/drawing/2016/5/12/chartex" xmlns:cx7="http://schemas.microsoft.com/office/drawing/2016/5/13/chartex" xmlns:cx8="http://schemas.microsoft.com/office/drawing/2016/5/14/chartex" xmlns:mc="http://schemas.openxmlformats.org/markup-compatibility/2006" xmlns:aink="http://schemas.microsoft.com/office/drawing/2016/ink" xmlns:am3d="http://schemas.microsoft.com/office/drawing/2017/model3d" xmlns:o="urn:schemas-microsoft-com:office:office" xmlns:oel="http://schemas.microsoft.com/office/2019/extlst" xmlns:r="http://schemas.openxmlformats.org/officeDocument/2006/relationships" xmlns:m="http://schemas.openxmlformats.org/officeDocument/2006/math" xmlns:v="urn:schemas-microsoft-com:vml" xmlns:wp14="http://schemas.microsoft.com/office/word/2010/wordprocessingDrawing" xmlns:wp="http://schemas.openxmlformats.org/drawingml/2006/wordprocessingDrawing" xmlns:w10="urn:schemas-microsoft-com:office:word" xmlns:w="http://schemas.openxmlformats.org/wordprocessingml/2006/main" xmlns:w14="http://schemas.microsoft.com/office/word/2010/wordml" xmlns:w15="http://schemas.microsoft.com/office/word/2012/wordml" xmlns:w16cex="http://schemas.microsoft.com/office/word/2018/wordml/cex" xmlns:w16cid="http://schemas.microsoft.com/office/word/2016/wordml/cid" xmlns:w16="http://schemas.microsoft.com/office/word/2018/wordml" xmlns:w16sdtdh="http://schemas.microsoft.com/office/word/2020/wordml/sdtdatahash" xmlns:w16se="http://schemas.microsoft.com/office/word/2015/wordml/symex" xmlns:wpg="http://schemas.microsoft.com/office/word/2010/wordprocessingGroup" xmlns:wpi="http://schemas.microsoft.com/office/word/2010/wordprocessingInk" xmlns:wne="http://schemas.microsoft.com/office/word/2006/wordml" xmlns:wps="http://schemas.microsoft.com/office/word/2010/wordprocessingShape" mc:Ignorable="w14 w15 w16se w16cid w16 w16cex w16sdtdh wp14">
+<w:ftr xmlns:wpc="http://schemas.microsoft.com/office/word/2010/wordprocessingCanvas" xmlns:cx="http://schemas.microsoft.com/office/drawing/2014/chartex" xmlns:cx1="http://schemas.microsoft.com/office/drawing/2015/9/8/chartex" xmlns:cx2="http://schemas.microsoft.com/office/drawing/2015/10/21/chartex" xmlns:cx3="http://schemas.microsoft.com/office/drawing/2016/5/9/chartex" xmlns:cx4="http://schemas.microsoft.com/office/drawing/2016/5/10/chartex" xmlns:cx5="http://schemas.microsoft.com/office/drawing/2016/5/11/chartex" xmlns:cx6="http://schemas.microsoft.com/office/drawing/2016/5/12/chartex" xmlns:cx7="http://schemas.microsoft.com/office/drawing/2016/5/13/chartex" xmlns:cx8="http://schemas.microsoft.com/office/drawing/2016/5/14/chartex" xmlns:mc="http://schemas.openxmlformats.org/markup-compatibility/2006" xmlns:aink="http://schemas.microsoft.com/office/drawing/2016/ink" xmlns:am3d="http://schemas.microsoft.com/office/drawing/2017/model3d" xmlns:o="urn:schemas-microsoft-com:office:office" xmlns:oel="http://schemas.microsoft.com/office/2019/extlst" xmlns:r="http://schemas.openxmlformats.org/officeDocument/2006/relationships" xmlns:m="http://schemas.openxmlformats.org/officeDocument/2006/math" xmlns:v="urn:schemas-microsoft-com:vml" xmlns:wp14="http://schemas.microsoft.com/office/word/2010/wordprocessingDrawing" xmlns:wp="http://schemas.openxmlformats.org/drawingml/2006/wordprocessingDrawing" xmlns:w10="urn:schemas-microsoft-com:office:word" xmlns:w="http://schemas.openxmlformats.org/wordprocessingml/2006/main" xmlns:w14="http://schemas.microsoft.com/office/word/2010/wordml" xmlns:w15="http://schemas.microsoft.com/office/word/2012/wordml" xmlns:w16cex="http://schemas.microsoft.com/office/word/2018/wordml/cex" xmlns:w16cid="http://schemas.microsoft.com/office/word/2016/wordml/cid" xmlns:w16="http://schemas.microsoft.com/office/word/2018/wordml" xmlns:w16du="http://schemas.microsoft.com/office/word/2023/wordml/word16du" xmlns:w16sdtdh="http://schemas.microsoft.com/office/word/2020/wordml/sdtdatahash" xmlns:w16sdtfl="http://schemas.microsoft.com/office/word/2024/wordml/sdtformatlock" xmlns:w16se="http://schemas.microsoft.com/office/word/2015/wordml/symex" xmlns:wpg="http://schemas.microsoft.com/office/word/2010/wordprocessingGroup" xmlns:wpi="http://schemas.microsoft.com/office/word/2010/wordprocessingInk" xmlns:wne="http://schemas.microsoft.com/office/word/2006/wordml" xmlns:wps="http://schemas.microsoft.com/office/word/2010/wordprocessingShape" mc:Ignorable="w14 w15 w16se w16cid w16 w16cex w16sdtdh w16sdtfl w16du wp14">
   <w:p>
     <w:pPr>
       <w:pStyle w:val="Footer"/>
@@ -200,7 +163,7 @@
 </file>
 
 <file path=word/footer2.xml><?xml version="1.0" encoding="utf-8"?>
-<w:ftr xmlns:wpc="http://schemas.microsoft.com/office/word/2010/wordprocessingCanvas" xmlns:cx="http://schemas.microsoft.com/office/drawing/2014/chartex" xmlns:cx1="http://schemas.microsoft.com/office/drawing/2015/9/8/chartex" xmlns:cx2="http://schemas.microsoft.com/office/drawing/2015/10/21/chartex" xmlns:cx3="http://schemas.microsoft.com/office/drawing/2016/5/9/chartex" xmlns:cx4="http://schemas.microsoft.com/office/drawing/2016/5/10/chartex" xmlns:cx5="http://schemas.microsoft.com/office/drawing/2016/5/11/chartex" xmlns:cx6="http://schemas.microsoft.com/office/drawing/2016/5/12/chartex" xmlns:cx7="http://schemas.microsoft.com/office/drawing/2016/5/13/chartex" xmlns:cx8="http://schemas.microsoft.com/office/drawing/2016/5/14/chartex" xmlns:mc="http://schemas.openxmlformats.org/markup-compatibility/2006" xmlns:aink="http://schemas.microsoft.com/office/drawing/2016/ink" xmlns:am3d="http://schemas.microsoft.com/office/drawing/2017/model3d" xmlns:o="urn:schemas-microsoft-com:office:office" xmlns:oel="http://schemas.microsoft.com/office/2019/extlst" xmlns:r="http://schemas.openxmlformats.org/officeDocument/2006/relationships" xmlns:m="http://schemas.openxmlformats.org/officeDocument/2006/math" xmlns:v="urn:schemas-microsoft-com:vml" xmlns:wp14="http://schemas.microsoft.com/office/word/2010/wordprocessingDrawing" xmlns:wp="http://schemas.openxmlformats.org/drawingml/2006/wordprocessingDrawing" xmlns:w10="urn:schemas-microsoft-com:office:word" xmlns:w="http://schemas.openxmlformats.org/wordprocessingml/2006/main" xmlns:w14="http://schemas.microsoft.com/office/word/2010/wordml" xmlns:w15="http://schemas.microsoft.com/office/word/2012/wordml" xmlns:w16cex="http://schemas.microsoft.com/office/word/2018/wordml/cex" xmlns:w16cid="http://schemas.microsoft.com/office/word/2016/wordml/cid" xmlns:w16="http://schemas.microsoft.com/office/word/2018/wordml" xmlns:w16sdtdh="http://schemas.microsoft.com/office/word/2020/wordml/sdtdatahash" xmlns:w16se="http://schemas.microsoft.com/office/word/2015/wordml/symex" xmlns:wpg="http://schemas.microsoft.com/office/word/2010/wordprocessingGroup" xmlns:wpi="http://schemas.microsoft.com/office/word/2010/wordprocessingInk" xmlns:wne="http://schemas.microsoft.com/office/word/2006/wordml" xmlns:wps="http://schemas.microsoft.com/office/word/2010/wordprocessingShape" mc:Ignorable="w14 w15 w16se w16cid w16 w16cex w16sdtdh wp14">
+<w:ftr xmlns:wpc="http://schemas.microsoft.com/office/word/2010/wordprocessingCanvas" xmlns:cx="http://schemas.microsoft.com/office/drawing/2014/chartex" xmlns:cx1="http://schemas.microsoft.com/office/drawing/2015/9/8/chartex" xmlns:cx2="http://schemas.microsoft.com/office/drawing/2015/10/21/chartex" xmlns:cx3="http://schemas.microsoft.com/office/drawing/2016/5/9/chartex" xmlns:cx4="http://schemas.microsoft.com/office/drawing/2016/5/10/chartex" xmlns:cx5="http://schemas.microsoft.com/office/drawing/2016/5/11/chartex" xmlns:cx6="http://schemas.microsoft.com/office/drawing/2016/5/12/chartex" xmlns:cx7="http://schemas.microsoft.com/office/drawing/2016/5/13/chartex" xmlns:cx8="http://schemas.microsoft.com/office/drawing/2016/5/14/chartex" xmlns:mc="http://schemas.openxmlformats.org/markup-compatibility/2006" xmlns:aink="http://schemas.microsoft.com/office/drawing/2016/ink" xmlns:am3d="http://schemas.microsoft.com/office/drawing/2017/model3d" xmlns:o="urn:schemas-microsoft-com:office:office" xmlns:oel="http://schemas.microsoft.com/office/2019/extlst" xmlns:r="http://schemas.openxmlformats.org/officeDocument/2006/relationships" xmlns:m="http://schemas.openxmlformats.org/officeDocument/2006/math" xmlns:v="urn:schemas-microsoft-com:vml" xmlns:wp14="http://schemas.microsoft.com/office/word/2010/wordprocessingDrawing" xmlns:wp="http://schemas.openxmlformats.org/drawingml/2006/wordprocessingDrawing" xmlns:w10="urn:schemas-microsoft-com:office:word" xmlns:w="http://schemas.openxmlformats.org/wordprocessingml/2006/main" xmlns:w14="http://schemas.microsoft.com/office/word/2010/wordml" xmlns:w15="http://schemas.microsoft.com/office/word/2012/wordml" xmlns:w16cex="http://schemas.microsoft.com/office/word/2018/wordml/cex" xmlns:w16cid="http://schemas.microsoft.com/office/word/2016/wordml/cid" xmlns:w16="http://schemas.microsoft.com/office/word/2018/wordml" xmlns:w16du="http://schemas.microsoft.com/office/word/2023/wordml/word16du" xmlns:w16sdtdh="http://schemas.microsoft.com/office/word/2020/wordml/sdtdatahash" xmlns:w16sdtfl="http://schemas.microsoft.com/office/word/2024/wordml/sdtformatlock" xmlns:w16se="http://schemas.microsoft.com/office/word/2015/wordml/symex" xmlns:wpg="http://schemas.microsoft.com/office/word/2010/wordprocessingGroup" xmlns:wpi="http://schemas.microsoft.com/office/word/2010/wordprocessingInk" xmlns:wne="http://schemas.microsoft.com/office/word/2006/wordml" xmlns:wps="http://schemas.microsoft.com/office/word/2010/wordprocessingShape" mc:Ignorable="w14 w15 w16se w16cid w16 w16cex w16sdtdh w16sdtfl w16du wp14">
   <w:p>
     <w:pPr>
       <w:pStyle w:val="Footer"/>
@@ -210,7 +173,7 @@
 </file>
 
 <file path=word/footer3.xml><?xml version="1.0" encoding="utf-8"?>
-<w:ftr xmlns:wpc="http://schemas.microsoft.com/office/word/2010/wordprocessingCanvas" xmlns:cx="http://schemas.microsoft.com/office/drawing/2014/chartex" xmlns:cx1="http://schemas.microsoft.com/office/drawing/2015/9/8/chartex" xmlns:cx2="http://schemas.microsoft.com/office/drawing/2015/10/21/chartex" xmlns:cx3="http://schemas.microsoft.com/office/drawing/2016/5/9/chartex" xmlns:cx4="http://schemas.microsoft.com/office/drawing/2016/5/10/chartex" xmlns:cx5="http://schemas.microsoft.com/office/drawing/2016/5/11/chartex" xmlns:cx6="http://schemas.microsoft.com/office/drawing/2016/5/12/chartex" xmlns:cx7="http://schemas.microsoft.com/office/drawing/2016/5/13/chartex" xmlns:cx8="http://schemas.microsoft.com/office/drawing/2016/5/14/chartex" xmlns:mc="http://schemas.openxmlformats.org/markup-compatibility/2006" xmlns:aink="http://schemas.microsoft.com/office/drawing/2016/ink" xmlns:am3d="http://schemas.microsoft.com/office/drawing/2017/model3d" xmlns:o="urn:schemas-microsoft-com:office:office" xmlns:oel="http://schemas.microsoft.com/office/2019/extlst" xmlns:r="http://schemas.openxmlformats.org/officeDocument/2006/relationships" xmlns:m="http://schemas.openxmlformats.org/officeDocument/2006/math" xmlns:v="urn:schemas-microsoft-com:vml" xmlns:wp14="http://schemas.microsoft.com/office/word/2010/wordprocessingDrawing" xmlns:wp="http://schemas.openxmlformats.org/drawingml/2006/wordprocessingDrawing" xmlns:w10="urn:schemas-microsoft-com:office:word" xmlns:w="http://schemas.openxmlformats.org/wordprocessingml/2006/main" xmlns:w14="http://schemas.microsoft.com/office/word/2010/wordml" xmlns:w15="http://schemas.microsoft.com/office/word/2012/wordml" xmlns:w16cex="http://schemas.microsoft.com/office/word/2018/wordml/cex" xmlns:w16cid="http://schemas.microsoft.com/office/word/2016/wordml/cid" xmlns:w16="http://schemas.microsoft.com/office/word/2018/wordml" xmlns:w16sdtdh="http://schemas.microsoft.com/office/word/2020/wordml/sdtdatahash" xmlns:w16se="http://schemas.microsoft.com/office/word/2015/wordml/symex" xmlns:wpg="http://schemas.microsoft.com/office/word/2010/wordprocessingGroup" xmlns:wpi="http://schemas.microsoft.com/office/word/2010/wordprocessingInk" xmlns:wne="http://schemas.microsoft.com/office/word/2006/wordml" xmlns:wps="http://schemas.microsoft.com/office/word/2010/wordprocessingShape" mc:Ignorable="w14 w15 w16se w16cid w16 w16cex w16sdtdh wp14">
+<w:ftr xmlns:wpc="http://schemas.microsoft.com/office/word/2010/wordprocessingCanvas" xmlns:cx="http://schemas.microsoft.com/office/drawing/2014/chartex" xmlns:cx1="http://schemas.microsoft.com/office/drawing/2015/9/8/chartex" xmlns:cx2="http://schemas.microsoft.com/office/drawing/2015/10/21/chartex" xmlns:cx3="http://schemas.microsoft.com/office/drawing/2016/5/9/chartex" xmlns:cx4="http://schemas.microsoft.com/office/drawing/2016/5/10/chartex" xmlns:cx5="http://schemas.microsoft.com/office/drawing/2016/5/11/chartex" xmlns:cx6="http://schemas.microsoft.com/office/drawing/2016/5/12/chartex" xmlns:cx7="http://schemas.microsoft.com/office/drawing/2016/5/13/chartex" xmlns:cx8="http://schemas.microsoft.com/office/drawing/2016/5/14/chartex" xmlns:mc="http://schemas.openxmlformats.org/markup-compatibility/2006" xmlns:aink="http://schemas.microsoft.com/office/drawing/2016/ink" xmlns:am3d="http://schemas.microsoft.com/office/drawing/2017/model3d" xmlns:o="urn:schemas-microsoft-com:office:office" xmlns:oel="http://schemas.microsoft.com/office/2019/extlst" xmlns:r="http://schemas.openxmlformats.org/officeDocument/2006/relationships" xmlns:m="http://schemas.openxmlformats.org/officeDocument/2006/math" xmlns:v="urn:schemas-microsoft-com:vml" xmlns:wp14="http://schemas.microsoft.com/office/word/2010/wordprocessingDrawing" xmlns:wp="http://schemas.openxmlformats.org/drawingml/2006/wordprocessingDrawing" xmlns:w10="urn:schemas-microsoft-com:office:word" xmlns:w="http://schemas.openxmlformats.org/wordprocessingml/2006/main" xmlns:w14="http://schemas.microsoft.com/office/word/2010/wordml" xmlns:w15="http://schemas.microsoft.com/office/word/2012/wordml" xmlns:w16cex="http://schemas.microsoft.com/office/word/2018/wordml/cex" xmlns:w16cid="http://schemas.microsoft.com/office/word/2016/wordml/cid" xmlns:w16="http://schemas.microsoft.com/office/word/2018/wordml" xmlns:w16du="http://schemas.microsoft.com/office/word/2023/wordml/word16du" xmlns:w16sdtdh="http://schemas.microsoft.com/office/word/2020/wordml/sdtdatahash" xmlns:w16sdtfl="http://schemas.microsoft.com/office/word/2024/wordml/sdtformatlock" xmlns:w16se="http://schemas.microsoft.com/office/word/2015/wordml/symex" xmlns:wpg="http://schemas.microsoft.com/office/word/2010/wordprocessingGroup" xmlns:wpi="http://schemas.microsoft.com/office/word/2010/wordprocessingInk" xmlns:wne="http://schemas.microsoft.com/office/word/2006/wordml" xmlns:wps="http://schemas.microsoft.com/office/word/2010/wordprocessingShape" mc:Ignorable="w14 w15 w16se w16cid w16 w16cex w16sdtdh w16sdtfl w16du wp14">
   <w:p>
     <w:pPr>
       <w:pStyle w:val="Footer"/>
@@ -220,7 +183,7 @@
 </file>
 
 <file path=word/footnotes.xml><?xml version="1.0" encoding="utf-8"?>
-<w:footnotes xmlns:wpc="http://schemas.microsoft.com/office/word/2010/wordprocessingCanvas" xmlns:cx="http://schemas.microsoft.com/office/drawing/2014/chartex" xmlns:cx1="http://schemas.microsoft.com/office/drawing/2015/9/8/chartex" xmlns:cx2="http://schemas.microsoft.com/office/drawing/2015/10/21/chartex" xmlns:cx3="http://schemas.microsoft.com/office/drawing/2016/5/9/chartex" xmlns:cx4="http://schemas.microsoft.com/office/drawing/2016/5/10/chartex" xmlns:cx5="http://schemas.microsoft.com/office/drawing/2016/5/11/chartex" xmlns:cx6="http://schemas.microsoft.com/office/drawing/2016/5/12/chartex" xmlns:cx7="http://schemas.microsoft.com/office/drawing/2016/5/13/chartex" xmlns:cx8="http://schemas.microsoft.com/office/drawing/2016/5/14/chartex" xmlns:mc="http://schemas.openxmlformats.org/markup-compatibility/2006" xmlns:aink="http://schemas.microsoft.com/office/drawing/2016/ink" xmlns:am3d="http://schemas.microsoft.com/office/drawing/2017/model3d" xmlns:o="urn:schemas-microsoft-com:office:office" xmlns:oel="http://schemas.microsoft.com/office/2019/extlst" xmlns:r="http://schemas.openxmlformats.org/officeDocument/2006/relationships" xmlns:m="http://schemas.openxmlformats.org/officeDocument/2006/math" xmlns:v="urn:schemas-microsoft-com:vml" xmlns:wp14="http://schemas.microsoft.com/office/word/2010/wordprocessingDrawing" xmlns:wp="http://schemas.openxmlformats.org/drawingml/2006/wordprocessingDrawing" xmlns:w10="urn:schemas-microsoft-com:office:word" xmlns:w="http://schemas.openxmlformats.org/wordprocessingml/2006/main" xmlns:w14="http://schemas.microsoft.com/office/word/2010/wordml" xmlns:w15="http://schemas.microsoft.com/office/word/2012/wordml" xmlns:w16cex="http://schemas.microsoft.com/office/word/2018/wordml/cex" xmlns:w16cid="http://schemas.microsoft.com/office/word/2016/wordml/cid" xmlns:w16="http://schemas.microsoft.com/office/word/2018/wordml" xmlns:w16sdtdh="http://schemas.microsoft.com/office/word/2020/wordml/sdtdatahash" xmlns:w16se="http://schemas.microsoft.com/office/word/2015/wordml/symex" xmlns:wpg="http://schemas.microsoft.com/office/word/2010/wordprocessingGroup" xmlns:wpi="http://schemas.microsoft.com/office/word/2010/wordprocessingInk" xmlns:wne="http://schemas.microsoft.com/office/word/2006/wordml" xmlns:wps="http://schemas.microsoft.com/office/word/2010/wordprocessingShape" mc:Ignorable="w14 w15 w16se w16cid w16 w16cex w16sdtdh wp14">
+<w:footnotes xmlns:wpc="http://schemas.microsoft.com/office/word/2010/wordprocessingCanvas" xmlns:cx="http://schemas.microsoft.com/office/drawing/2014/chartex" xmlns:cx1="http://schemas.microsoft.com/office/drawing/2015/9/8/chartex" xmlns:cx2="http://schemas.microsoft.com/office/drawing/2015/10/21/chartex" xmlns:cx3="http://schemas.microsoft.com/office/drawing/2016/5/9/chartex" xmlns:cx4="http://schemas.microsoft.com/office/drawing/2016/5/10/chartex" xmlns:cx5="http://schemas.microsoft.com/office/drawing/2016/5/11/chartex" xmlns:cx6="http://schemas.microsoft.com/office/drawing/2016/5/12/chartex" xmlns:cx7="http://schemas.microsoft.com/office/drawing/2016/5/13/chartex" xmlns:cx8="http://schemas.microsoft.com/office/drawing/2016/5/14/chartex" xmlns:mc="http://schemas.openxmlformats.org/markup-compatibility/2006" xmlns:aink="http://schemas.microsoft.com/office/drawing/2016/ink" xmlns:am3d="http://schemas.microsoft.com/office/drawing/2017/model3d" xmlns:o="urn:schemas-microsoft-com:office:office" xmlns:oel="http://schemas.microsoft.com/office/2019/extlst" xmlns:r="http://schemas.openxmlformats.org/officeDocument/2006/relationships" xmlns:m="http://schemas.openxmlformats.org/officeDocument/2006/math" xmlns:v="urn:schemas-microsoft-com:vml" xmlns:wp14="http://schemas.microsoft.com/office/word/2010/wordprocessingDrawing" xmlns:wp="http://schemas.openxmlformats.org/drawingml/2006/wordprocessingDrawing" xmlns:w10="urn:schemas-microsoft-com:office:word" xmlns:w="http://schemas.openxmlformats.org/wordprocessingml/2006/main" xmlns:w14="http://schemas.microsoft.com/office/word/2010/wordml" xmlns:w15="http://schemas.microsoft.com/office/word/2012/wordml" xmlns:w16cex="http://schemas.microsoft.com/office/word/2018/wordml/cex" xmlns:w16cid="http://schemas.microsoft.com/office/word/2016/wordml/cid" xmlns:w16="http://schemas.microsoft.com/office/word/2018/wordml" xmlns:w16du="http://schemas.microsoft.com/office/word/2023/wordml/word16du" xmlns:w16sdtdh="http://schemas.microsoft.com/office/word/2020/wordml/sdtdatahash" xmlns:w16sdtfl="http://schemas.microsoft.com/office/word/2024/wordml/sdtformatlock" xmlns:w16se="http://schemas.microsoft.com/office/word/2015/wordml/symex" xmlns:wpg="http://schemas.microsoft.com/office/word/2010/wordprocessingGroup" xmlns:wpi="http://schemas.microsoft.com/office/word/2010/wordprocessingInk" xmlns:wne="http://schemas.microsoft.com/office/word/2006/wordml" xmlns:wps="http://schemas.microsoft.com/office/word/2010/wordprocessingShape" mc:Ignorable="w14 w15 w16se w16cid w16 w16cex w16sdtdh w16sdtfl w16du wp14">
   <w:footnote w:type="separator" w:id="-1">
     <w:p>
       <w:pPr>
@@ -245,7 +208,7 @@
 </file>
 
 <file path=word/header1.xml><?xml version="1.0" encoding="utf-8"?>
-<w:hdr xmlns:wpc="http://schemas.microsoft.com/office/word/2010/wordprocessingCanvas" xmlns:cx="http://schemas.microsoft.com/office/drawing/2014/chartex" xmlns:cx1="http://schemas.microsoft.com/office/drawing/2015/9/8/chartex" xmlns:cx2="http://schemas.microsoft.com/office/drawing/2015/10/21/chartex" xmlns:cx3="http://schemas.microsoft.com/office/drawing/2016/5/9/chartex" xmlns:cx4="http://schemas.microsoft.com/office/drawing/2016/5/10/chartex" xmlns:cx5="http://schemas.microsoft.com/office/drawing/2016/5/11/chartex" xmlns:cx6="http://schemas.microsoft.com/office/drawing/2016/5/12/chartex" xmlns:cx7="http://schemas.microsoft.com/office/drawing/2016/5/13/chartex" xmlns:cx8="http://schemas.microsoft.com/office/drawing/2016/5/14/chartex" xmlns:mc="http://schemas.openxmlformats.org/markup-compatibility/2006" xmlns:aink="http://schemas.microsoft.com/office/drawing/2016/ink" xmlns:am3d="http://schemas.microsoft.com/office/drawing/2017/model3d" xmlns:o="urn:schemas-microsoft-com:office:office" xmlns:oel="http://schemas.microsoft.com/office/2019/extlst" xmlns:r="http://schemas.openxmlformats.org/officeDocument/2006/relationships" xmlns:m="http://schemas.openxmlformats.org/officeDocument/2006/math" xmlns:v="urn:schemas-microsoft-com:vml" xmlns:wp14="http://schemas.microsoft.com/office/word/2010/wordprocessingDrawing" xmlns:wp="http://schemas.openxmlformats.org/drawingml/2006/wordprocessingDrawing" xmlns:w10="urn:schemas-microsoft-com:office:word" xmlns:w="http://schemas.openxmlformats.org/wordprocessingml/2006/main" xmlns:w14="http://schemas.microsoft.com/office/word/2010/wordml" xmlns:w15="http://schemas.microsoft.com/office/word/2012/wordml" xmlns:w16cex="http://schemas.microsoft.com/office/word/2018/wordml/cex" xmlns:w16cid="http://schemas.microsoft.com/office/word/2016/wordml/cid" xmlns:w16="http://schemas.microsoft.com/office/word/2018/wordml" xmlns:w16sdtdh="http://schemas.microsoft.com/office/word/2020/wordml/sdtdatahash" xmlns:w16se="http://schemas.microsoft.com/office/word/2015/wordml/symex" xmlns:wpg="http://schemas.microsoft.com/office/word/2010/wordprocessingGroup" xmlns:wpi="http://schemas.microsoft.com/office/word/2010/wordprocessingInk" xmlns:wne="http://schemas.microsoft.com/office/word/2006/wordml" xmlns:wps="http://schemas.microsoft.com/office/word/2010/wordprocessingShape" mc:Ignorable="w14 w15 w16se w16cid w16 w16cex w16sdtdh wp14">
+<w:hdr xmlns:wpc="http://schemas.microsoft.com/office/word/2010/wordprocessingCanvas" xmlns:cx="http://schemas.microsoft.com/office/drawing/2014/chartex" xmlns:cx1="http://schemas.microsoft.com/office/drawing/2015/9/8/chartex" xmlns:cx2="http://schemas.microsoft.com/office/drawing/2015/10/21/chartex" xmlns:cx3="http://schemas.microsoft.com/office/drawing/2016/5/9/chartex" xmlns:cx4="http://schemas.microsoft.com/office/drawing/2016/5/10/chartex" xmlns:cx5="http://schemas.microsoft.com/office/drawing/2016/5/11/chartex" xmlns:cx6="http://schemas.microsoft.com/office/drawing/2016/5/12/chartex" xmlns:cx7="http://schemas.microsoft.com/office/drawing/2016/5/13/chartex" xmlns:cx8="http://schemas.microsoft.com/office/drawing/2016/5/14/chartex" xmlns:mc="http://schemas.openxmlformats.org/markup-compatibility/2006" xmlns:aink="http://schemas.microsoft.com/office/drawing/2016/ink" xmlns:am3d="http://schemas.microsoft.com/office/drawing/2017/model3d" xmlns:o="urn:schemas-microsoft-com:office:office" xmlns:oel="http://schemas.microsoft.com/office/2019/extlst" xmlns:r="http://schemas.openxmlformats.org/officeDocument/2006/relationships" xmlns:m="http://schemas.openxmlformats.org/officeDocument/2006/math" xmlns:v="urn:schemas-microsoft-com:vml" xmlns:wp14="http://schemas.microsoft.com/office/word/2010/wordprocessingDrawing" xmlns:wp="http://schemas.openxmlformats.org/drawingml/2006/wordprocessingDrawing" xmlns:w10="urn:schemas-microsoft-com:office:word" xmlns:w="http://schemas.openxmlformats.org/wordprocessingml/2006/main" xmlns:w14="http://schemas.microsoft.com/office/word/2010/wordml" xmlns:w15="http://schemas.microsoft.com/office/word/2012/wordml" xmlns:w16cex="http://schemas.microsoft.com/office/word/2018/wordml/cex" xmlns:w16cid="http://schemas.microsoft.com/office/word/2016/wordml/cid" xmlns:w16="http://schemas.microsoft.com/office/word/2018/wordml" xmlns:w16du="http://schemas.microsoft.com/office/word/2023/wordml/word16du" xmlns:w16sdtdh="http://schemas.microsoft.com/office/word/2020/wordml/sdtdatahash" xmlns:w16sdtfl="http://schemas.microsoft.com/office/word/2024/wordml/sdtformatlock" xmlns:w16se="http://schemas.microsoft.com/office/word/2015/wordml/symex" xmlns:wpg="http://schemas.microsoft.com/office/word/2010/wordprocessingGroup" xmlns:wpi="http://schemas.microsoft.com/office/word/2010/wordprocessingInk" xmlns:wne="http://schemas.microsoft.com/office/word/2006/wordml" xmlns:wps="http://schemas.microsoft.com/office/word/2010/wordprocessingShape" mc:Ignorable="w14 w15 w16se w16cid w16 w16cex w16sdtdh w16sdtfl w16du wp14">
   <w:p>
     <w:pPr>
       <w:pStyle w:val="Header"/>
@@ -255,7 +218,7 @@
 </file>
 
 <file path=word/header2.xml><?xml version="1.0" encoding="utf-8"?>
-<w:hdr xmlns:wpc="http://schemas.microsoft.com/office/word/2010/wordprocessingCanvas" xmlns:cx="http://schemas.microsoft.com/office/drawing/2014/chartex" xmlns:cx1="http://schemas.microsoft.com/office/drawing/2015/9/8/chartex" xmlns:cx2="http://schemas.microsoft.com/office/drawing/2015/10/21/chartex" xmlns:cx3="http://schemas.microsoft.com/office/drawing/2016/5/9/chartex" xmlns:cx4="http://schemas.microsoft.com/office/drawing/2016/5/10/chartex" xmlns:cx5="http://schemas.microsoft.com/office/drawing/2016/5/11/chartex" xmlns:cx6="http://schemas.microsoft.com/office/drawing/2016/5/12/chartex" xmlns:cx7="http://schemas.microsoft.com/office/drawing/2016/5/13/chartex" xmlns:cx8="http://schemas.microsoft.com/office/drawing/2016/5/14/chartex" xmlns:mc="http://schemas.openxmlformats.org/markup-compatibility/2006" xmlns:aink="http://schemas.microsoft.com/office/drawing/2016/ink" xmlns:am3d="http://schemas.microsoft.com/office/drawing/2017/model3d" xmlns:o="urn:schemas-microsoft-com:office:office" xmlns:oel="http://schemas.microsoft.com/office/2019/extlst" xmlns:r="http://schemas.openxmlformats.org/officeDocument/2006/relationships" xmlns:m="http://schemas.openxmlformats.org/officeDocument/2006/math" xmlns:v="urn:schemas-microsoft-com:vml" xmlns:wp14="http://schemas.microsoft.com/office/word/2010/wordprocessingDrawing" xmlns:wp="http://schemas.openxmlformats.org/drawingml/2006/wordprocessingDrawing" xmlns:w10="urn:schemas-microsoft-com:office:word" xmlns:w="http://schemas.openxmlformats.org/wordprocessingml/2006/main" xmlns:w14="http://schemas.microsoft.com/office/word/2010/wordml" xmlns:w15="http://schemas.microsoft.com/office/word/2012/wordml" xmlns:w16cex="http://schemas.microsoft.com/office/word/2018/wordml/cex" xmlns:w16cid="http://schemas.microsoft.com/office/word/2016/wordml/cid" xmlns:w16="http://schemas.microsoft.com/office/word/2018/wordml" xmlns:w16sdtdh="http://schemas.microsoft.com/office/word/2020/wordml/sdtdatahash" xmlns:w16se="http://schemas.microsoft.com/office/word/2015/wordml/symex" xmlns:wpg="http://schemas.microsoft.com/office/word/2010/wordprocessingGroup" xmlns:wpi="http://schemas.microsoft.com/office/word/2010/wordprocessingInk" xmlns:wne="http://schemas.microsoft.com/office/word/2006/wordml" xmlns:wps="http://schemas.microsoft.com/office/word/2010/wordprocessingShape" mc:Ignorable="w14 w15 w16se w16cid w16 w16cex w16sdtdh wp14">
+<w:hdr xmlns:wpc="http://schemas.microsoft.com/office/word/2010/wordprocessingCanvas" xmlns:cx="http://schemas.microsoft.com/office/drawing/2014/chartex" xmlns:cx1="http://schemas.microsoft.com/office/drawing/2015/9/8/chartex" xmlns:cx2="http://schemas.microsoft.com/office/drawing/2015/10/21/chartex" xmlns:cx3="http://schemas.microsoft.com/office/drawing/2016/5/9/chartex" xmlns:cx4="http://schemas.microsoft.com/office/drawing/2016/5/10/chartex" xmlns:cx5="http://schemas.microsoft.com/office/drawing/2016/5/11/chartex" xmlns:cx6="http://schemas.microsoft.com/office/drawing/2016/5/12/chartex" xmlns:cx7="http://schemas.microsoft.com/office/drawing/2016/5/13/chartex" xmlns:cx8="http://schemas.microsoft.com/office/drawing/2016/5/14/chartex" xmlns:mc="http://schemas.openxmlformats.org/markup-compatibility/2006" xmlns:aink="http://schemas.microsoft.com/office/drawing/2016/ink" xmlns:am3d="http://schemas.microsoft.com/office/drawing/2017/model3d" xmlns:o="urn:schemas-microsoft-com:office:office" xmlns:oel="http://schemas.microsoft.com/office/2019/extlst" xmlns:r="http://schemas.openxmlformats.org/officeDocument/2006/relationships" xmlns:m="http://schemas.openxmlformats.org/officeDocument/2006/math" xmlns:v="urn:schemas-microsoft-com:vml" xmlns:wp14="http://schemas.microsoft.com/office/word/2010/wordprocessingDrawing" xmlns:wp="http://schemas.openxmlformats.org/drawingml/2006/wordprocessingDrawing" xmlns:w10="urn:schemas-microsoft-com:office:word" xmlns:w="http://schemas.openxmlformats.org/wordprocessingml/2006/main" xmlns:w14="http://schemas.microsoft.com/office/word/2010/wordml" xmlns:w15="http://schemas.microsoft.com/office/word/2012/wordml" xmlns:w16cex="http://schemas.microsoft.com/office/word/2018/wordml/cex" xmlns:w16cid="http://schemas.microsoft.com/office/word/2016/wordml/cid" xmlns:w16="http://schemas.microsoft.com/office/word/2018/wordml" xmlns:w16du="http://schemas.microsoft.com/office/word/2023/wordml/word16du" xmlns:w16sdtdh="http://schemas.microsoft.com/office/word/2020/wordml/sdtdatahash" xmlns:w16sdtfl="http://schemas.microsoft.com/office/word/2024/wordml/sdtformatlock" xmlns:w16se="http://schemas.microsoft.com/office/word/2015/wordml/symex" xmlns:wpg="http://schemas.microsoft.com/office/word/2010/wordprocessingGroup" xmlns:wpi="http://schemas.microsoft.com/office/word/2010/wordprocessingInk" xmlns:wne="http://schemas.microsoft.com/office/word/2006/wordml" xmlns:wps="http://schemas.microsoft.com/office/word/2010/wordprocessingShape" mc:Ignorable="w14 w15 w16se w16cid w16 w16cex w16sdtdh w16sdtfl w16du wp14">
   <w:p>
     <w:pPr>
       <w:pStyle w:val="Header"/>
@@ -266,7 +229,7 @@
 </file>
 
 <file path=word/header3.xml><?xml version="1.0" encoding="utf-8"?>
-<w:hdr xmlns:wpc="http://schemas.microsoft.com/office/word/2010/wordprocessingCanvas" xmlns:cx="http://schemas.microsoft.com/office/drawing/2014/chartex" xmlns:cx1="http://schemas.microsoft.com/office/drawing/2015/9/8/chartex" xmlns:cx2="http://schemas.microsoft.com/office/drawing/2015/10/21/chartex" xmlns:cx3="http://schemas.microsoft.com/office/drawing/2016/5/9/chartex" xmlns:cx4="http://schemas.microsoft.com/office/drawing/2016/5/10/chartex" xmlns:cx5="http://schemas.microsoft.com/office/drawing/2016/5/11/chartex" xmlns:cx6="http://schemas.microsoft.com/office/drawing/2016/5/12/chartex" xmlns:cx7="http://schemas.microsoft.com/office/drawing/2016/5/13/chartex" xmlns:cx8="http://schemas.microsoft.com/office/drawing/2016/5/14/chartex" xmlns:mc="http://schemas.openxmlformats.org/markup-compatibility/2006" xmlns:aink="http://schemas.microsoft.com/office/drawing/2016/ink" xmlns:am3d="http://schemas.microsoft.com/office/drawing/2017/model3d" xmlns:o="urn:schemas-microsoft-com:office:office" xmlns:oel="http://schemas.microsoft.com/office/2019/extlst" xmlns:r="http://schemas.openxmlformats.org/officeDocument/2006/relationships" xmlns:m="http://schemas.openxmlformats.org/officeDocument/2006/math" xmlns:v="urn:schemas-microsoft-com:vml" xmlns:wp14="http://schemas.microsoft.com/office/word/2010/wordprocessingDrawing" xmlns:wp="http://schemas.openxmlformats.org/drawingml/2006/wordprocessingDrawing" xmlns:w10="urn:schemas-microsoft-com:office:word" xmlns:w="http://schemas.openxmlformats.org/wordprocessingml/2006/main" xmlns:w14="http://schemas.microsoft.com/office/word/2010/wordml" xmlns:w15="http://schemas.microsoft.com/office/word/2012/wordml" xmlns:w16cex="http://schemas.microsoft.com/office/word/2018/wordml/cex" xmlns:w16cid="http://schemas.microsoft.com/office/word/2016/wordml/cid" xmlns:w16="http://schemas.microsoft.com/office/word/2018/wordml" xmlns:w16sdtdh="http://schemas.microsoft.com/office/word/2020/wordml/sdtdatahash" xmlns:w16se="http://schemas.microsoft.com/office/word/2015/wordml/symex" xmlns:wpg="http://schemas.microsoft.com/office/word/2010/wordprocessingGroup" xmlns:wpi="http://schemas.microsoft.com/office/word/2010/wordprocessingInk" xmlns:wne="http://schemas.microsoft.com/office/word/2006/wordml" xmlns:wps="http://schemas.microsoft.com/office/word/2010/wordprocessingShape" mc:Ignorable="w14 w15 w16se w16cid w16 w16cex w16sdtdh wp14">
+<w:hdr xmlns:wpc="http://schemas.microsoft.com/office/word/2010/wordprocessingCanvas" xmlns:cx="http://schemas.microsoft.com/office/drawing/2014/chartex" xmlns:cx1="http://schemas.microsoft.com/office/drawing/2015/9/8/chartex" xmlns:cx2="http://schemas.microsoft.com/office/drawing/2015/10/21/chartex" xmlns:cx3="http://schemas.microsoft.com/office/drawing/2016/5/9/chartex" xmlns:cx4="http://schemas.microsoft.com/office/drawing/2016/5/10/chartex" xmlns:cx5="http://schemas.microsoft.com/office/drawing/2016/5/11/chartex" xmlns:cx6="http://schemas.microsoft.com/office/drawing/2016/5/12/chartex" xmlns:cx7="http://schemas.microsoft.com/office/drawing/2016/5/13/chartex" xmlns:cx8="http://schemas.microsoft.com/office/drawing/2016/5/14/chartex" xmlns:mc="http://schemas.openxmlformats.org/markup-compatibility/2006" xmlns:aink="http://schemas.microsoft.com/office/drawing/2016/ink" xmlns:am3d="http://schemas.microsoft.com/office/drawing/2017/model3d" xmlns:o="urn:schemas-microsoft-com:office:office" xmlns:oel="http://schemas.microsoft.com/office/2019/extlst" xmlns:r="http://schemas.openxmlformats.org/officeDocument/2006/relationships" xmlns:m="http://schemas.openxmlformats.org/officeDocument/2006/math" xmlns:v="urn:schemas-microsoft-com:vml" xmlns:wp14="http://schemas.microsoft.com/office/word/2010/wordprocessingDrawing" xmlns:wp="http://schemas.openxmlformats.org/drawingml/2006/wordprocessingDrawing" xmlns:w10="urn:schemas-microsoft-com:office:word" xmlns:w="http://schemas.openxmlformats.org/wordprocessingml/2006/main" xmlns:w14="http://schemas.microsoft.com/office/word/2010/wordml" xmlns:w15="http://schemas.microsoft.com/office/word/2012/wordml" xmlns:w16cex="http://schemas.microsoft.com/office/word/2018/wordml/cex" xmlns:w16cid="http://schemas.microsoft.com/office/word/2016/wordml/cid" xmlns:w16="http://schemas.microsoft.com/office/word/2018/wordml" xmlns:w16du="http://schemas.microsoft.com/office/word/2023/wordml/word16du" xmlns:w16sdtdh="http://schemas.microsoft.com/office/word/2020/wordml/sdtdatahash" xmlns:w16sdtfl="http://schemas.microsoft.com/office/word/2024/wordml/sdtformatlock" xmlns:w16se="http://schemas.microsoft.com/office/word/2015/wordml/symex" xmlns:wpg="http://schemas.microsoft.com/office/word/2010/wordprocessingGroup" xmlns:wpi="http://schemas.microsoft.com/office/word/2010/wordprocessingInk" xmlns:wne="http://schemas.microsoft.com/office/word/2006/wordml" xmlns:wps="http://schemas.microsoft.com/office/word/2010/wordprocessingShape" mc:Ignorable="w14 w15 w16se w16cid w16 w16cex w16sdtdh w16sdtfl w16du wp14">
   <w:p>
     <w:pPr>
       <w:pStyle w:val="Header"/>
@@ -275,7 +238,7 @@
     <w:r>
       <w:tab/>
       <w:tab/>
-      <w:t>2026-06-17</w:t>
+      <w:t>2026-06-18</w:t>
       <w:br/>
       <w:br/>
     </w:r>
@@ -288,7 +251,7 @@
 </file>
 
 <file path=word/numbering.xml><?xml version="1.0" encoding="utf-8"?>
-<w:numbering xmlns:wpc="http://schemas.microsoft.com/office/word/2010/wordprocessingCanvas" xmlns:cx="http://schemas.microsoft.com/office/drawing/2014/chartex" xmlns:cx1="http://schemas.microsoft.com/office/drawing/2015/9/8/chartex" xmlns:cx2="http://schemas.microsoft.com/office/drawing/2015/10/21/chartex" xmlns:cx3="http://schemas.microsoft.com/office/drawing/2016/5/9/chartex" xmlns:cx4="http://schemas.microsoft.com/office/drawing/2016/5/10/chartex" xmlns:cx5="http://schemas.microsoft.com/office/drawing/2016/5/11/chartex" xmlns:cx6="http://schemas.microsoft.com/office/drawing/2016/5/12/chartex" xmlns:cx7="http://schemas.microsoft.com/office/drawing/2016/5/13/chartex" xmlns:cx8="http://schemas.microsoft.com/office/drawing/2016/5/14/chartex" xmlns:mc="http://schemas.openxmlformats.org/markup-compatibility/2006" xmlns:aink="http://schemas.microsoft.com/office/drawing/2016/ink" xmlns:am3d="http://schemas.microsoft.com/office/drawing/2017/model3d" xmlns:o="urn:schemas-microsoft-com:office:office" xmlns:oel="http://schemas.microsoft.com/office/2019/extlst" xmlns:r="http://schemas.openxmlformats.org/officeDocument/2006/relationships" xmlns:m="http://schemas.openxmlformats.org/officeDocument/2006/math" xmlns:v="urn:schemas-microsoft-com:vml" xmlns:wp14="http://schemas.microsoft.com/office/word/2010/wordprocessingDrawing" xmlns:wp="http://schemas.openxmlformats.org/drawingml/2006/wordprocessingDrawing" xmlns:w10="urn:schemas-microsoft-com:office:word" xmlns:w="http://schemas.openxmlformats.org/wordprocessingml/2006/main" xmlns:w14="http://schemas.microsoft.com/office/word/2010/wordml" xmlns:w15="http://schemas.microsoft.com/office/word/2012/wordml" xmlns:w16cex="http://schemas.microsoft.com/office/word/2018/wordml/cex" xmlns:w16cid="http://schemas.microsoft.com/office/word/2016/wordml/cid" xmlns:w16="http://schemas.microsoft.com/office/word/2018/wordml" xmlns:w16sdtdh="http://schemas.microsoft.com/office/word/2020/wordml/sdtdatahash" xmlns:w16se="http://schemas.microsoft.com/office/word/2015/wordml/symex" xmlns:wpg="http://schemas.microsoft.com/office/word/2010/wordprocessingGroup" xmlns:wpi="http://schemas.microsoft.com/office/word/2010/wordprocessingInk" xmlns:wne="http://schemas.microsoft.com/office/word/2006/wordml" xmlns:wps="http://schemas.microsoft.com/office/word/2010/wordprocessingShape" mc:Ignorable="w14 w15 w16se w16cid w16 w16cex w16sdtdh wp14">
+<w:numbering xmlns:wpc="http://schemas.microsoft.com/office/word/2010/wordprocessingCanvas" xmlns:cx="http://schemas.microsoft.com/office/drawing/2014/chartex" xmlns:cx1="http://schemas.microsoft.com/office/drawing/2015/9/8/chartex" xmlns:cx2="http://schemas.microsoft.com/office/drawing/2015/10/21/chartex" xmlns:cx3="http://schemas.microsoft.com/office/drawing/2016/5/9/chartex" xmlns:cx4="http://schemas.microsoft.com/office/drawing/2016/5/10/chartex" xmlns:cx5="http://schemas.microsoft.com/office/drawing/2016/5/11/chartex" xmlns:cx6="http://schemas.microsoft.com/office/drawing/2016/5/12/chartex" xmlns:cx7="http://schemas.microsoft.com/office/drawing/2016/5/13/chartex" xmlns:cx8="http://schemas.microsoft.com/office/drawing/2016/5/14/chartex" xmlns:mc="http://schemas.openxmlformats.org/markup-compatibility/2006" xmlns:aink="http://schemas.microsoft.com/office/drawing/2016/ink" xmlns:am3d="http://schemas.microsoft.com/office/drawing/2017/model3d" xmlns:o="urn:schemas-microsoft-com:office:office" xmlns:oel="http://schemas.microsoft.com/office/2019/extlst" xmlns:r="http://schemas.openxmlformats.org/officeDocument/2006/relationships" xmlns:m="http://schemas.openxmlformats.org/officeDocument/2006/math" xmlns:v="urn:schemas-microsoft-com:vml" xmlns:wp14="http://schemas.microsoft.com/office/word/2010/wordprocessingDrawing" xmlns:wp="http://schemas.openxmlformats.org/drawingml/2006/wordprocessingDrawing" xmlns:w10="urn:schemas-microsoft-com:office:word" xmlns:w="http://schemas.openxmlformats.org/wordprocessingml/2006/main" xmlns:w14="http://schemas.microsoft.com/office/word/2010/wordml" xmlns:w15="http://schemas.microsoft.com/office/word/2012/wordml" xmlns:w16cex="http://schemas.microsoft.com/office/word/2018/wordml/cex" xmlns:w16cid="http://schemas.microsoft.com/office/word/2016/wordml/cid" xmlns:w16="http://schemas.microsoft.com/office/word/2018/wordml" xmlns:w16du="http://schemas.microsoft.com/office/word/2023/wordml/word16du" xmlns:w16sdtdh="http://schemas.microsoft.com/office/word/2020/wordml/sdtdatahash" xmlns:w16sdtfl="http://schemas.microsoft.com/office/word/2024/wordml/sdtformatlock" xmlns:w16se="http://schemas.microsoft.com/office/word/2015/wordml/symex" xmlns:wpg="http://schemas.microsoft.com/office/word/2010/wordprocessingGroup" xmlns:wpi="http://schemas.microsoft.com/office/word/2010/wordprocessingInk" xmlns:wne="http://schemas.microsoft.com/office/word/2006/wordml" xmlns:wps="http://schemas.microsoft.com/office/word/2010/wordprocessingShape" mc:Ignorable="w14 w15 w16se w16cid w16 w16cex w16sdtdh w16sdtfl w16du wp14">
   <w:abstractNum w:abstractNumId="0" w15:restartNumberingAfterBreak="0">
     <w:nsid w:val="FFFFFF7C"/>
     <w:multiLevelType w:val="singleLevel"/>
@@ -491,7 +454,7 @@
 </file>
 
 <file path=word/styles.xml><?xml version="1.0" encoding="utf-8"?>
-<w:styles xmlns:mc="http://schemas.openxmlformats.org/markup-compatibility/2006" xmlns:r="http://schemas.openxmlformats.org/officeDocument/2006/relationships" xmlns:w="http://schemas.openxmlformats.org/wordprocessingml/2006/main" xmlns:w14="http://schemas.microsoft.com/office/word/2010/wordml" xmlns:w15="http://schemas.microsoft.com/office/word/2012/wordml" xmlns:w16cex="http://schemas.microsoft.com/office/word/2018/wordml/cex" xmlns:w16cid="http://schemas.microsoft.com/office/word/2016/wordml/cid" xmlns:w16="http://schemas.microsoft.com/office/word/2018/wordml" xmlns:w16sdtdh="http://schemas.microsoft.com/office/word/2020/wordml/sdtdatahash" xmlns:w16se="http://schemas.microsoft.com/office/word/2015/wordml/symex" mc:Ignorable="w14 w15 w16se w16cid w16 w16cex w16sdtdh">
+<w:styles xmlns:mc="http://schemas.openxmlformats.org/markup-compatibility/2006" xmlns:r="http://schemas.openxmlformats.org/officeDocument/2006/relationships" xmlns:w="http://schemas.openxmlformats.org/wordprocessingml/2006/main" xmlns:w14="http://schemas.microsoft.com/office/word/2010/wordml" xmlns:w15="http://schemas.microsoft.com/office/word/2012/wordml" xmlns:w16cex="http://schemas.microsoft.com/office/word/2018/wordml/cex" xmlns:w16cid="http://schemas.microsoft.com/office/word/2016/wordml/cid" xmlns:w16="http://schemas.microsoft.com/office/word/2018/wordml" xmlns:w16du="http://schemas.microsoft.com/office/word/2023/wordml/word16du" xmlns:w16sdtdh="http://schemas.microsoft.com/office/word/2020/wordml/sdtdatahash" xmlns:w16sdtfl="http://schemas.microsoft.com/office/word/2024/wordml/sdtformatlock" xmlns:w16se="http://schemas.microsoft.com/office/word/2015/wordml/symex" mc:Ignorable="w14 w15 w16se w16cid w16 w16cex w16sdtdh w16sdtfl w16du">
   <w:docDefaults>
     <w:rPrDefault>
       <w:rPr>
@@ -1249,7 +1212,7 @@
     <w:link w:val="TitleChar"/>
     <w:uiPriority w:val="10"/>
     <w:qFormat/>
-    <w:rsid w:val="007106C8"/>
+    <w:rsid w:val="00E854FA"/>
     <w:pPr>
       <w:spacing w:after="300" w:line="240" w:lineRule="auto"/>
       <w:contextualSpacing/>
@@ -1259,7 +1222,7 @@
       <w:rFonts w:eastAsiaTheme="majorEastAsia" w:cstheme="majorBidi"/>
       <w:spacing w:val="5"/>
       <w:kern w:val="28"/>
-      <w:sz w:val="52"/>
+      <w:sz w:val="40"/>
       <w:szCs w:val="52"/>
       <w:lang w:val="sv-SE" w:eastAsia="en-US" w:bidi="ar-SA"/>
     </w:rPr>
@@ -1269,12 +1232,12 @@
     <w:basedOn w:val="DefaultParagraphFont"/>
     <w:link w:val="Title"/>
     <w:uiPriority w:val="10"/>
-    <w:rsid w:val="007106C8"/>
+    <w:rsid w:val="00E854FA"/>
     <w:rPr>
       <w:rFonts w:ascii="Times New Roman" w:eastAsiaTheme="majorEastAsia" w:hAnsi="Times New Roman" w:cstheme="majorBidi"/>
       <w:spacing w:val="5"/>
       <w:kern w:val="28"/>
-      <w:sz w:val="52"/>
+      <w:sz w:val="40"/>
       <w:szCs w:val="52"/>
       <w:lang w:val="sv-SE" w:eastAsia="en-US" w:bidi="ar-SA"/>
     </w:rPr>

--- a/tillsyn/A 22901-2026 tillsynsbegäran.docx
+++ b/tillsyn/A 22901-2026 tillsynsbegäran.docx
@@ -238,7 +238,7 @@
     <w:r>
       <w:tab/>
       <w:tab/>
-      <w:t>2026-06-18</w:t>
+      <w:t>2026-06-19</w:t>
       <w:br/>
       <w:br/>
     </w:r>

--- a/tillsyn/A 22901-2026 tillsynsbegäran.docx
+++ b/tillsyn/A 22901-2026 tillsynsbegäran.docx
@@ -238,7 +238,7 @@
     <w:r>
       <w:tab/>
       <w:tab/>
-      <w:t>2026-06-19</w:t>
+      <w:t>2026-06-20</w:t>
       <w:br/>
       <w:br/>
     </w:r>

--- a/tillsyn/A 22901-2026 tillsynsbegäran.docx
+++ b/tillsyn/A 22901-2026 tillsynsbegäran.docx
@@ -12,10 +12,7 @@
     </w:p>
     <w:p>
       <w:r>
-        <w:t>Detta dokument behandlar höga naturvärden i avverkningsanmälan A 22901-2026 i Sundsvalls kommun som inkom 2026-05-16 och omfattar 2,4 ha.</w:t>
-      </w:r>
-      <w:r>
-        <w:t xml:space="preserve"> I Figur 1 visas fyndplatser för naturvårdsarter i området, som finns registrerade på Artportalen.</w:t>
+        <w:t>Denna tillsynsbegäran behandlar höga naturvärden i avverkningsanmälan A 22901-2026 i Sundsvalls kommun som inkom 2026-05-16 och omfattar 2,4 ha.</w:t>
       </w:r>
     </w:p>
     <w:p>
@@ -63,7 +60,20 @@
         <w:spacing w:after="240"/>
       </w:pPr>
       <w:r>
-        <w:t>Figur 1. Fyndplatser för naturvårdsarter i avverkningsanmälan (röd linje). Inom parentes anges rödlistekategorier, S för signalarter, Tför typiska arter och fridlysningsparagrafer i artskyddsförordningen.Markörer utan svart kant är placerade på fyndplatsen. Markörer med svart kant är placerade vid sidan av fyndplatsen och har ett svart streck som visar fyndplatsens exakta position. Kartans mittpunktskoordinat är N 6940254, E 608123 i SWEREF 99 TM.</w:t>
+        <w:t>Figur 1. Fyndplatser för naturvårdsarter i avverkningsanmälan. Markörer utan svart kant är placerade på fyndplatsen. Markörer med svart kant är placerade vid sidan av fyndplatsen har ett svart streck som visar fyndplatsens exakta position. Kartans mittpunktskoordinat är N 6940254, E 608123 i SWEREF 99 TM.</w:t>
+      </w:r>
+    </w:p>
+    <w:p>
+      <w:r>
+        <w:t>I avverkningsanmälan finns fynd av 1 naturvårdsarter, varav 1 är rödlistad: liten hornflikmossa (VU). Se Figur 1.</w:t>
+      </w:r>
+    </w:p>
+    <w:p>
+      <w:pPr>
+        <w:pStyle w:val="Heading1"/>
+      </w:pPr>
+      <w:r>
+        <w:t>Tillsynsbegäran</w:t>
       </w:r>
     </w:p>
     <w:p>
@@ -77,26 +87,16 @@
       </w:r>
     </w:p>
     <w:p>
-      <w:r>
-        <w:t>Nedan beskrivs fynd av naturvårdsarter som gjorts i det avverkningsanmälda området.</w:t>
-      </w:r>
-    </w:p>
-    <w:p>
       <w:pPr>
         <w:pStyle w:val="Heading1"/>
       </w:pPr>
       <w:r>
-        <w:t>Naturvårdsarter</w:t>
+        <w:t>Naturvårdsarter och fridlysta arter</w:t>
       </w:r>
     </w:p>
     <w:p>
       <w:r>
-        <w:t>I avverkningsanmälan har följande 1 naturvårdsarter hittats: liten hornflikmossa (VU). Av dessa är 1 rödlistade. För rödlistade arter har rödlistekategorin angivits inom parentes.</w:t>
-      </w:r>
-    </w:p>
-    <w:p>
-      <w:r>
-        <w:t>De påträffade naturvårdsarterna är ett tydligt kvitto på att det rör sig om en skog med höga naturvärden.</w:t>
+        <w:t>Nedan följer beskrivningar av de naturvårdsarter och fridlysta arter som har sina livsmiljöer och växtplatser i den avverkningsanmälda skogen. De påträffade naturvårdsarterna är ett tydligt kvitto på att det rör sig om en skog med höga naturvärden.</w:t>
       </w:r>
     </w:p>
     <w:p>
@@ -238,7 +238,7 @@
     <w:r>
       <w:tab/>
       <w:tab/>
-      <w:t>2026-06-20</w:t>
+      <w:t>2026-06-21</w:t>
       <w:br/>
       <w:br/>
     </w:r>

--- a/tillsyn/A 22901-2026 tillsynsbegäran.docx
+++ b/tillsyn/A 22901-2026 tillsynsbegäran.docx
@@ -238,7 +238,7 @@
     <w:r>
       <w:tab/>
       <w:tab/>
-      <w:t>2026-06-21</w:t>
+      <w:t>2026-06-22</w:t>
       <w:br/>
       <w:br/>
     </w:r>

--- a/tillsyn/A 22901-2026 tillsynsbegäran.docx
+++ b/tillsyn/A 22901-2026 tillsynsbegäran.docx
@@ -238,7 +238,7 @@
     <w:r>
       <w:tab/>
       <w:tab/>
-      <w:t>2026-06-22</w:t>
+      <w:t>2026-06-23</w:t>
       <w:br/>
       <w:br/>
     </w:r>

--- a/tillsyn/A 22901-2026 tillsynsbegäran.docx
+++ b/tillsyn/A 22901-2026 tillsynsbegäran.docx
@@ -238,7 +238,7 @@
     <w:r>
       <w:tab/>
       <w:tab/>
-      <w:t>2026-06-23</w:t>
+      <w:t>2026-06-24</w:t>
       <w:br/>
       <w:br/>
     </w:r>

--- a/tillsyn/A 22901-2026 tillsynsbegäran.docx
+++ b/tillsyn/A 22901-2026 tillsynsbegäran.docx
@@ -238,7 +238,7 @@
     <w:r>
       <w:tab/>
       <w:tab/>
-      <w:t>2026-06-24</w:t>
+      <w:t>2026-06-25</w:t>
       <w:br/>
       <w:br/>
     </w:r>

--- a/tillsyn/A 22901-2026 tillsynsbegäran.docx
+++ b/tillsyn/A 22901-2026 tillsynsbegäran.docx
@@ -238,7 +238,7 @@
     <w:r>
       <w:tab/>
       <w:tab/>
-      <w:t>2026-06-25</w:t>
+      <w:t>2026-06-26</w:t>
       <w:br/>
       <w:br/>
     </w:r>

--- a/tillsyn/A 22901-2026 tillsynsbegäran.docx
+++ b/tillsyn/A 22901-2026 tillsynsbegäran.docx
@@ -238,7 +238,7 @@
     <w:r>
       <w:tab/>
       <w:tab/>
-      <w:t>2026-06-26</w:t>
+      <w:t>2026-06-27</w:t>
       <w:br/>
       <w:br/>
     </w:r>

--- a/tillsyn/A 22901-2026 tillsynsbegäran.docx
+++ b/tillsyn/A 22901-2026 tillsynsbegäran.docx
@@ -238,7 +238,7 @@
     <w:r>
       <w:tab/>
       <w:tab/>
-      <w:t>2026-06-27</w:t>
+      <w:t>2026-06-28</w:t>
       <w:br/>
       <w:br/>
     </w:r>

--- a/tillsyn/A 22901-2026 tillsynsbegäran.docx
+++ b/tillsyn/A 22901-2026 tillsynsbegäran.docx
@@ -238,7 +238,7 @@
     <w:r>
       <w:tab/>
       <w:tab/>
-      <w:t>2026-06-28</w:t>
+      <w:t>2026-06-29</w:t>
       <w:br/>
       <w:br/>
     </w:r>

--- a/tillsyn/A 22901-2026 tillsynsbegäran.docx
+++ b/tillsyn/A 22901-2026 tillsynsbegäran.docx
@@ -238,7 +238,7 @@
     <w:r>
       <w:tab/>
       <w:tab/>
-      <w:t>2026-06-29</w:t>
+      <w:t>2026-06-30</w:t>
       <w:br/>
       <w:br/>
     </w:r>

--- a/tillsyn/A 22901-2026 tillsynsbegäran.docx
+++ b/tillsyn/A 22901-2026 tillsynsbegäran.docx
@@ -238,7 +238,7 @@
     <w:r>
       <w:tab/>
       <w:tab/>
-      <w:t>2026-06-30</w:t>
+      <w:t>2026-07-01</w:t>
       <w:br/>
       <w:br/>
     </w:r>

--- a/tillsyn/A 22901-2026 tillsynsbegäran.docx
+++ b/tillsyn/A 22901-2026 tillsynsbegäran.docx
@@ -238,7 +238,7 @@
     <w:r>
       <w:tab/>
       <w:tab/>
-      <w:t>2026-07-01</w:t>
+      <w:t>2026-07-02</w:t>
       <w:br/>
       <w:br/>
     </w:r>

--- a/tillsyn/A 22901-2026 tillsynsbegäran.docx
+++ b/tillsyn/A 22901-2026 tillsynsbegäran.docx
@@ -238,7 +238,7 @@
     <w:r>
       <w:tab/>
       <w:tab/>
-      <w:t>2026-07-13</w:t>
+      <w:t>2026-07-14</w:t>
       <w:br/>
       <w:br/>
     </w:r>

--- a/tillsyn/A 22901-2026 tillsynsbegäran.docx
+++ b/tillsyn/A 22901-2026 tillsynsbegäran.docx
@@ -238,7 +238,7 @@
     <w:r>
       <w:tab/>
       <w:tab/>
-      <w:t>2026-07-14</w:t>
+      <w:t>2026-07-15</w:t>
       <w:br/>
       <w:br/>
     </w:r>

--- a/tillsyn/A 22901-2026 tillsynsbegäran.docx
+++ b/tillsyn/A 22901-2026 tillsynsbegäran.docx
@@ -238,7 +238,7 @@
     <w:r>
       <w:tab/>
       <w:tab/>
-      <w:t>2026-07-15</w:t>
+      <w:t>2026-07-16</w:t>
       <w:br/>
       <w:br/>
     </w:r>

--- a/tillsyn/A 22901-2026 tillsynsbegäran.docx
+++ b/tillsyn/A 22901-2026 tillsynsbegäran.docx
@@ -238,7 +238,7 @@
     <w:r>
       <w:tab/>
       <w:tab/>
-      <w:t>2026-07-16</w:t>
+      <w:t>2026-07-17</w:t>
       <w:br/>
       <w:br/>
     </w:r>

--- a/tillsyn/A 22901-2026 tillsynsbegäran.docx
+++ b/tillsyn/A 22901-2026 tillsynsbegäran.docx
@@ -238,7 +238,7 @@
     <w:r>
       <w:tab/>
       <w:tab/>
-      <w:t>2026-07-17</w:t>
+      <w:t>2026-07-18</w:t>
       <w:br/>
       <w:br/>
     </w:r>

--- a/tillsyn/A 22901-2026 tillsynsbegäran.docx
+++ b/tillsyn/A 22901-2026 tillsynsbegäran.docx
@@ -238,7 +238,7 @@
     <w:r>
       <w:tab/>
       <w:tab/>
-      <w:t>2026-07-18</w:t>
+      <w:t>2026-07-19</w:t>
       <w:br/>
       <w:br/>
     </w:r>

--- a/tillsyn/A 22901-2026 tillsynsbegäran.docx
+++ b/tillsyn/A 22901-2026 tillsynsbegäran.docx
@@ -238,7 +238,7 @@
     <w:r>
       <w:tab/>
       <w:tab/>
-      <w:t>2026-07-19</w:t>
+      <w:t>2026-07-20</w:t>
       <w:br/>
       <w:br/>
     </w:r>

--- a/tillsyn/A 22901-2026 tillsynsbegäran.docx
+++ b/tillsyn/A 22901-2026 tillsynsbegäran.docx
@@ -238,7 +238,7 @@
     <w:r>
       <w:tab/>
       <w:tab/>
-      <w:t>2026-07-20</w:t>
+      <w:t>2026-07-21</w:t>
       <w:br/>
       <w:br/>
     </w:r>

--- a/tillsyn/A 22901-2026 tillsynsbegäran.docx
+++ b/tillsyn/A 22901-2026 tillsynsbegäran.docx
@@ -238,7 +238,7 @@
     <w:r>
       <w:tab/>
       <w:tab/>
-      <w:t>2026-07-21</w:t>
+      <w:t>2026-07-22</w:t>
       <w:br/>
       <w:br/>
     </w:r>

--- a/tillsyn/A 22901-2026 tillsynsbegäran.docx
+++ b/tillsyn/A 22901-2026 tillsynsbegäran.docx
@@ -238,7 +238,7 @@
     <w:r>
       <w:tab/>
       <w:tab/>
-      <w:t>2026-07-22</w:t>
+      <w:t>2026-07-23</w:t>
       <w:br/>
       <w:br/>
     </w:r>

--- a/tillsyn/A 22901-2026 tillsynsbegäran.docx
+++ b/tillsyn/A 22901-2026 tillsynsbegäran.docx
@@ -238,7 +238,7 @@
     <w:r>
       <w:tab/>
       <w:tab/>
-      <w:t>2026-07-23</w:t>
+      <w:t>2026-07-24</w:t>
       <w:br/>
       <w:br/>
     </w:r>

--- a/tillsyn/A 22901-2026 tillsynsbegäran.docx
+++ b/tillsyn/A 22901-2026 tillsynsbegäran.docx
@@ -238,7 +238,7 @@
     <w:r>
       <w:tab/>
       <w:tab/>
-      <w:t>2026-07-24</w:t>
+      <w:t>2026-07-25</w:t>
       <w:br/>
       <w:br/>
     </w:r>

--- a/tillsyn/A 22901-2026 tillsynsbegäran.docx
+++ b/tillsyn/A 22901-2026 tillsynsbegäran.docx
@@ -238,7 +238,7 @@
     <w:r>
       <w:tab/>
       <w:tab/>
-      <w:t>2026-07-25</w:t>
+      <w:t>2026-07-26</w:t>
       <w:br/>
       <w:br/>
     </w:r>

--- a/tillsyn/A 22901-2026 tillsynsbegäran.docx
+++ b/tillsyn/A 22901-2026 tillsynsbegäran.docx
@@ -238,7 +238,7 @@
     <w:r>
       <w:tab/>
       <w:tab/>
-      <w:t>2026-07-26</w:t>
+      <w:t>2026-07-27</w:t>
       <w:br/>
       <w:br/>
     </w:r>

--- a/tillsyn/A 22901-2026 tillsynsbegäran.docx
+++ b/tillsyn/A 22901-2026 tillsynsbegäran.docx
@@ -238,7 +238,7 @@
     <w:r>
       <w:tab/>
       <w:tab/>
-      <w:t>2026-07-27</w:t>
+      <w:t>2026-07-28</w:t>
       <w:br/>
       <w:br/>
     </w:r>

--- a/tillsyn/A 22901-2026 tillsynsbegäran.docx
+++ b/tillsyn/A 22901-2026 tillsynsbegäran.docx
@@ -238,7 +238,7 @@
     <w:r>
       <w:tab/>
       <w:tab/>
-      <w:t>2026-07-28</w:t>
+      <w:t>2026-07-29</w:t>
       <w:br/>
       <w:br/>
     </w:r>

--- a/tillsyn/A 22901-2026 tillsynsbegäran.docx
+++ b/tillsyn/A 22901-2026 tillsynsbegäran.docx
@@ -238,7 +238,7 @@
     <w:r>
       <w:tab/>
       <w:tab/>
-      <w:t>2026-07-29</w:t>
+      <w:t>2026-07-30</w:t>
       <w:br/>
       <w:br/>
     </w:r>

--- a/tillsyn/A 22901-2026 tillsynsbegäran.docx
+++ b/tillsyn/A 22901-2026 tillsynsbegäran.docx
@@ -238,7 +238,7 @@
     <w:r>
       <w:tab/>
       <w:tab/>
-      <w:t>2026-07-30</w:t>
+      <w:t>2026-07-31</w:t>
       <w:br/>
       <w:br/>
     </w:r>

--- a/tillsyn/A 22901-2026 tillsynsbegäran.docx
+++ b/tillsyn/A 22901-2026 tillsynsbegäran.docx
@@ -238,7 +238,7 @@
     <w:r>
       <w:tab/>
       <w:tab/>
-      <w:t>2026-07-31</w:t>
+      <w:t>2026-08-01</w:t>
       <w:br/>
       <w:br/>
     </w:r>

--- a/tillsyn/A 22901-2026 tillsynsbegäran.docx
+++ b/tillsyn/A 22901-2026 tillsynsbegäran.docx
@@ -238,7 +238,7 @@
     <w:r>
       <w:tab/>
       <w:tab/>
-      <w:t>2026-08-01</w:t>
+      <w:t>2026-08-02</w:t>
       <w:br/>
       <w:br/>
     </w:r>

--- a/tillsyn/A 22901-2026 tillsynsbegäran.docx
+++ b/tillsyn/A 22901-2026 tillsynsbegäran.docx
@@ -238,7 +238,7 @@
     <w:r>
       <w:tab/>
       <w:tab/>
-      <w:t>2026-08-02</w:t>
+      <w:t>2026-08-03</w:t>
       <w:br/>
       <w:br/>
     </w:r>

--- a/tillsyn/A 22901-2026 tillsynsbegäran.docx
+++ b/tillsyn/A 22901-2026 tillsynsbegäran.docx
@@ -238,7 +238,7 @@
     <w:r>
       <w:tab/>
       <w:tab/>
-      <w:t>2026-08-03</w:t>
+      <w:t>2026-08-05</w:t>
       <w:br/>
       <w:br/>
     </w:r>

--- a/tillsyn/A 22901-2026 tillsynsbegäran.docx
+++ b/tillsyn/A 22901-2026 tillsynsbegäran.docx
@@ -238,7 +238,7 @@
     <w:r>
       <w:tab/>
       <w:tab/>
-      <w:t>2026-08-05</w:t>
+      <w:t>2026-08-07</w:t>
       <w:br/>
       <w:br/>
     </w:r>

--- a/tillsyn/A 22901-2026 tillsynsbegäran.docx
+++ b/tillsyn/A 22901-2026 tillsynsbegäran.docx
@@ -238,7 +238,7 @@
     <w:r>
       <w:tab/>
       <w:tab/>
-      <w:t>2026-08-07</w:t>
+      <w:t>2026-08-08</w:t>
       <w:br/>
       <w:br/>
     </w:r>

--- a/tillsyn/A 22901-2026 tillsynsbegäran.docx
+++ b/tillsyn/A 22901-2026 tillsynsbegäran.docx
@@ -60,7 +60,7 @@
         <w:spacing w:after="240"/>
       </w:pPr>
       <w:r>
-        <w:t>Figur 1. Fyndplatser för naturvårdsarter i avverkningsanmälan. Markörer utan svart kant är placerade på fyndplatsen. Markörer med svart kant är placerade vid sidan av fyndplatsen har ett svart streck som visar fyndplatsens exakta position. Kartans mittpunktskoordinat är N 6940254, E 608123 i SWEREF 99 TM.</w:t>
+        <w:t>Figur 1. Fyndplatser för naturvårdsarter i avverkningsanmälan. Markörer utan svart kant är placerade på fyndplatsen. Markörer med svart kant är placerade vid sidan av fyndplatsen och har ett svart streck som visar fyndplatsens exakta position. Kartans mittpunktskoordinat är N 6940254, E 608123 i SWEREF 99 TM.</w:t>
       </w:r>
     </w:p>
     <w:p>
@@ -238,7 +238,7 @@
     <w:r>
       <w:tab/>
       <w:tab/>
-      <w:t>2026-08-14</w:t>
+      <w:t>2026-08-15</w:t>
       <w:br/>
       <w:br/>
     </w:r>

--- a/tillsyn/A 22901-2026 tillsynsbegäran.docx
+++ b/tillsyn/A 22901-2026 tillsynsbegäran.docx
@@ -238,7 +238,7 @@
     <w:r>
       <w:tab/>
       <w:tab/>
-      <w:t>2026-08-15</w:t>
+      <w:t>2026-08-16</w:t>
       <w:br/>
       <w:br/>
     </w:r>

--- a/tillsyn/A 22901-2026 tillsynsbegäran.docx
+++ b/tillsyn/A 22901-2026 tillsynsbegäran.docx
@@ -238,7 +238,7 @@
     <w:r>
       <w:tab/>
       <w:tab/>
-      <w:t>2026-08-16</w:t>
+      <w:t>2026-08-17</w:t>
       <w:br/>
       <w:br/>
     </w:r>

--- a/tillsyn/A 22901-2026 tillsynsbegäran.docx
+++ b/tillsyn/A 22901-2026 tillsynsbegäran.docx
@@ -238,7 +238,7 @@
     <w:r>
       <w:tab/>
       <w:tab/>
-      <w:t>2026-08-17</w:t>
+      <w:t>2026-08-18</w:t>
       <w:br/>
       <w:br/>
     </w:r>

--- a/tillsyn/A 22901-2026 tillsynsbegäran.docx
+++ b/tillsyn/A 22901-2026 tillsynsbegäran.docx
@@ -238,7 +238,7 @@
     <w:r>
       <w:tab/>
       <w:tab/>
-      <w:t>2026-08-18</w:t>
+      <w:t>2026-08-19</w:t>
       <w:br/>
       <w:br/>
     </w:r>

--- a/tillsyn/A 22901-2026 tillsynsbegäran.docx
+++ b/tillsyn/A 22901-2026 tillsynsbegäran.docx
@@ -238,7 +238,7 @@
     <w:r>
       <w:tab/>
       <w:tab/>
-      <w:t>2026-08-19</w:t>
+      <w:t>2026-08-20</w:t>
       <w:br/>
       <w:br/>
     </w:r>

--- a/tillsyn/A 22901-2026 tillsynsbegäran.docx
+++ b/tillsyn/A 22901-2026 tillsynsbegäran.docx
@@ -238,7 +238,7 @@
     <w:r>
       <w:tab/>
       <w:tab/>
-      <w:t>2026-08-20</w:t>
+      <w:t>2026-08-21</w:t>
       <w:br/>
       <w:br/>
     </w:r>

--- a/tillsyn/A 22901-2026 tillsynsbegäran.docx
+++ b/tillsyn/A 22901-2026 tillsynsbegäran.docx
@@ -238,7 +238,7 @@
     <w:r>
       <w:tab/>
       <w:tab/>
-      <w:t>2026-08-21</w:t>
+      <w:t>2026-08-22</w:t>
       <w:br/>
       <w:br/>
     </w:r>

--- a/tillsyn/A 22901-2026 tillsynsbegäran.docx
+++ b/tillsyn/A 22901-2026 tillsynsbegäran.docx
@@ -238,7 +238,7 @@
     <w:r>
       <w:tab/>
       <w:tab/>
-      <w:t>2026-08-22</w:t>
+      <w:t>2026-08-23</w:t>
       <w:br/>
       <w:br/>
     </w:r>

--- a/tillsyn/A 22901-2026 tillsynsbegäran.docx
+++ b/tillsyn/A 22901-2026 tillsynsbegäran.docx
@@ -238,7 +238,7 @@
     <w:r>
       <w:tab/>
       <w:tab/>
-      <w:t>2026-08-23</w:t>
+      <w:t>2026-08-24</w:t>
       <w:br/>
       <w:br/>
     </w:r>

--- a/tillsyn/A 22901-2026 tillsynsbegäran.docx
+++ b/tillsyn/A 22901-2026 tillsynsbegäran.docx
@@ -238,7 +238,7 @@
     <w:r>
       <w:tab/>
       <w:tab/>
-      <w:t>2026-08-24</w:t>
+      <w:t>2026-08-25</w:t>
       <w:br/>
       <w:br/>
     </w:r>

--- a/tillsyn/A 22901-2026 tillsynsbegäran.docx
+++ b/tillsyn/A 22901-2026 tillsynsbegäran.docx
@@ -238,7 +238,7 @@
     <w:r>
       <w:tab/>
       <w:tab/>
-      <w:t>2026-08-25</w:t>
+      <w:t>2026-08-26</w:t>
       <w:br/>
       <w:br/>
     </w:r>

--- a/tillsyn/A 22901-2026 tillsynsbegäran.docx
+++ b/tillsyn/A 22901-2026 tillsynsbegäran.docx
@@ -238,7 +238,7 @@
     <w:r>
       <w:tab/>
       <w:tab/>
-      <w:t>2026-08-26</w:t>
+      <w:t>2026-08-27</w:t>
       <w:br/>
       <w:br/>
     </w:r>

--- a/tillsyn/A 22901-2026 tillsynsbegäran.docx
+++ b/tillsyn/A 22901-2026 tillsynsbegäran.docx
@@ -238,7 +238,7 @@
     <w:r>
       <w:tab/>
       <w:tab/>
-      <w:t>2026-08-27</w:t>
+      <w:t>2026-08-28</w:t>
       <w:br/>
       <w:br/>
     </w:r>

--- a/tillsyn/A 22901-2026 tillsynsbegäran.docx
+++ b/tillsyn/A 22901-2026 tillsynsbegäran.docx
@@ -238,7 +238,7 @@
     <w:r>
       <w:tab/>
       <w:tab/>
-      <w:t>2026-08-28</w:t>
+      <w:t>2026-08-29</w:t>
       <w:br/>
       <w:br/>
     </w:r>

--- a/tillsyn/A 22901-2026 tillsynsbegäran.docx
+++ b/tillsyn/A 22901-2026 tillsynsbegäran.docx
@@ -238,7 +238,7 @@
     <w:r>
       <w:tab/>
       <w:tab/>
-      <w:t>2026-08-29</w:t>
+      <w:t>2026-08-31</w:t>
       <w:br/>
       <w:br/>
     </w:r>

--- a/tillsyn/A 22901-2026 tillsynsbegäran.docx
+++ b/tillsyn/A 22901-2026 tillsynsbegäran.docx
@@ -238,7 +238,7 @@
     <w:r>
       <w:tab/>
       <w:tab/>
-      <w:t>2026-08-31</w:t>
+      <w:t>2026-09-01</w:t>
       <w:br/>
       <w:br/>
     </w:r>

--- a/tillsyn/A 22901-2026 tillsynsbegäran.docx
+++ b/tillsyn/A 22901-2026 tillsynsbegäran.docx
@@ -238,7 +238,7 @@
     <w:r>
       <w:tab/>
       <w:tab/>
-      <w:t>2026-09-01</w:t>
+      <w:t>2026-09-02</w:t>
       <w:br/>
       <w:br/>
     </w:r>

--- a/tillsyn/A 22901-2026 tillsynsbegäran.docx
+++ b/tillsyn/A 22901-2026 tillsynsbegäran.docx
@@ -238,7 +238,7 @@
     <w:r>
       <w:tab/>
       <w:tab/>
-      <w:t>2026-09-02</w:t>
+      <w:t>2026-09-03</w:t>
       <w:br/>
       <w:br/>
     </w:r>

--- a/tillsyn/A 22901-2026 tillsynsbegäran.docx
+++ b/tillsyn/A 22901-2026 tillsynsbegäran.docx
@@ -238,7 +238,7 @@
     <w:r>
       <w:tab/>
       <w:tab/>
-      <w:t>2026-09-03</w:t>
+      <w:t>2026-09-04</w:t>
       <w:br/>
       <w:br/>
     </w:r>

--- a/tillsyn/A 22901-2026 tillsynsbegäran.docx
+++ b/tillsyn/A 22901-2026 tillsynsbegäran.docx
@@ -238,7 +238,7 @@
     <w:r>
       <w:tab/>
       <w:tab/>
-      <w:t>2026-09-04</w:t>
+      <w:t>2026-09-05</w:t>
       <w:br/>
       <w:br/>
     </w:r>

--- a/tillsyn/A 22901-2026 tillsynsbegäran.docx
+++ b/tillsyn/A 22901-2026 tillsynsbegäran.docx
@@ -238,7 +238,7 @@
     <w:r>
       <w:tab/>
       <w:tab/>
-      <w:t>2026-09-05</w:t>
+      <w:t>2026-09-06</w:t>
       <w:br/>
       <w:br/>
     </w:r>

--- a/tillsyn/A 22901-2026 tillsynsbegäran.docx
+++ b/tillsyn/A 22901-2026 tillsynsbegäran.docx
@@ -238,7 +238,7 @@
     <w:r>
       <w:tab/>
       <w:tab/>
-      <w:t>2026-09-06</w:t>
+      <w:t>2026-09-07</w:t>
       <w:br/>
       <w:br/>
     </w:r>

--- a/tillsyn/A 22901-2026 tillsynsbegäran.docx
+++ b/tillsyn/A 22901-2026 tillsynsbegäran.docx
@@ -238,7 +238,7 @@
     <w:r>
       <w:tab/>
       <w:tab/>
-      <w:t>2026-09-07</w:t>
+      <w:t>2026-09-08</w:t>
       <w:br/>
       <w:br/>
     </w:r>

--- a/tillsyn/A 22901-2026 tillsynsbegäran.docx
+++ b/tillsyn/A 22901-2026 tillsynsbegäran.docx
@@ -238,7 +238,7 @@
     <w:r>
       <w:tab/>
       <w:tab/>
-      <w:t>2026-09-08</w:t>
+      <w:t>2026-09-09</w:t>
       <w:br/>
       <w:br/>
     </w:r>

--- a/tillsyn/A 22901-2026 tillsynsbegäran.docx
+++ b/tillsyn/A 22901-2026 tillsynsbegäran.docx
@@ -238,7 +238,7 @@
     <w:r>
       <w:tab/>
       <w:tab/>
-      <w:t>2026-09-09</w:t>
+      <w:t>2026-09-10</w:t>
       <w:br/>
       <w:br/>
     </w:r>

--- a/tillsyn/A 22901-2026 tillsynsbegäran.docx
+++ b/tillsyn/A 22901-2026 tillsynsbegäran.docx
@@ -238,7 +238,7 @@
     <w:r>
       <w:tab/>
       <w:tab/>
-      <w:t>2026-09-10</w:t>
+      <w:t>2026-09-11</w:t>
       <w:br/>
       <w:br/>
     </w:r>

--- a/tillsyn/A 22901-2026 tillsynsbegäran.docx
+++ b/tillsyn/A 22901-2026 tillsynsbegäran.docx
@@ -238,7 +238,7 @@
     <w:r>
       <w:tab/>
       <w:tab/>
-      <w:t>2026-09-11</w:t>
+      <w:t>2026-09-12</w:t>
       <w:br/>
       <w:br/>
     </w:r>
